--- a/file/CV.docx
+++ b/file/CV.docx
@@ -41,18 +41,7 @@
           <w:szCs w:val="21"/>
           <w:lang w:val="en-US" w:eastAsia="zh-CN"/>
         </w:rPr>
-        <w:t xml:space="preserve">Phone: </w:t>
-      </w:r>
-      <w:r>
-        <w:rPr>
-          <w:rFonts w:hint="eastAsia" w:eastAsia="华文中宋" w:cs="华文中宋" w:asciiTheme="minorAscii" w:hAnsiTheme="minorAscii"/>
-          <w:b/>
-          <w:bCs/>
-          <w:sz w:val="21"/>
-          <w:szCs w:val="21"/>
-          <w:lang w:val="en-US" w:eastAsia="zh-CN"/>
-        </w:rPr>
-        <w:t>13333797128</w:t>
+        <w:t>Phone: 13333797128</w:t>
       </w:r>
       <w:r>
         <w:rPr>
@@ -148,18 +137,7 @@
           <w:szCs w:val="21"/>
           <w:lang w:val="en-US" w:eastAsia="zh-CN"/>
         </w:rPr>
-        <w:t>website</w:t>
-      </w:r>
-      <w:r>
-        <w:rPr>
-          <w:rFonts w:hint="eastAsia" w:eastAsia="华文中宋" w:cs="华文中宋" w:asciiTheme="minorAscii" w:hAnsiTheme="minorAscii"/>
-          <w:b/>
-          <w:bCs/>
-          <w:sz w:val="21"/>
-          <w:szCs w:val="21"/>
-          <w:lang w:val="en-US" w:eastAsia="zh-CN"/>
-        </w:rPr>
-        <w:t xml:space="preserve">: </w:t>
+        <w:t xml:space="preserve">website: </w:t>
       </w:r>
       <w:r>
         <w:rPr>
@@ -324,7 +302,7 @@
                   <wp:posOffset>441960</wp:posOffset>
                 </wp:positionV>
                 <wp:extent cx="6616700" cy="6350"/>
-                <wp:effectExtent l="192405" t="28575" r="201295" b="155575"/>
+                <wp:effectExtent l="0" t="0" r="0" b="0"/>
                 <wp:wrapNone/>
                 <wp:docPr id="1" name="直接连接符 1"/>
                 <wp:cNvGraphicFramePr/>
@@ -340,23 +318,16 @@
                         <a:prstGeom prst="line">
                           <a:avLst/>
                         </a:prstGeom>
-                        <a:effectLst>
-                          <a:outerShdw blurRad="101600" dist="50800" dir="5400000" sx="104000" sy="104000" algn="ctr" rotWithShape="0">
-                            <a:schemeClr val="accent1">
-                              <a:alpha val="32000"/>
-                            </a:schemeClr>
-                          </a:outerShdw>
-                        </a:effectLst>
                       </wps:spPr>
                       <wps:style>
                         <a:lnRef idx="2">
                           <a:schemeClr val="accent1"/>
                         </a:lnRef>
                         <a:fillRef idx="0">
-                          <a:schemeClr val="accent1"/>
+                          <a:srgbClr val="FFFFFF"/>
                         </a:fillRef>
-                        <a:effectRef idx="1">
-                          <a:schemeClr val="accent1"/>
+                        <a:effectRef idx="0">
+                          <a:srgbClr val="FFFFFF"/>
                         </a:effectRef>
                         <a:fontRef idx="minor">
                           <a:schemeClr val="tx1"/>
@@ -371,12 +342,11 @@
           </mc:Choice>
           <mc:Fallback>
             <w:pict>
-              <v:line id="_x0000_s1026" o:spid="_x0000_s1026" o:spt="20" style="position:absolute;left:0pt;margin-left:0.15pt;margin-top:34.8pt;height:0.5pt;width:521pt;z-index:251659264;mso-width-relative:page;mso-height-relative:page;" filled="f" stroked="t" coordsize="21600,21600" o:gfxdata="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">
+              <v:line id="_x0000_s1026" o:spid="_x0000_s1026" o:spt="20" style="position:absolute;left:0pt;margin-left:0.15pt;margin-top:34.8pt;height:0.5pt;width:521pt;z-index:251659264;mso-width-relative:page;mso-height-relative:page;" filled="f" stroked="t" coordsize="21600,21600" o:gfxdata="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">
                 <v:fill on="f" focussize="0,0"/>
                 <v:stroke weight="1pt" color="#4874CB [3204]" miterlimit="8" joinstyle="miter"/>
                 <v:imagedata o:title=""/>
                 <o:lock v:ext="edit" aspectratio="f"/>
-                <v:shadow on="t" type="perspective" color="#4874CB [3204]" opacity="20971f" offset="0pt,4pt" origin="0f,0f" matrix="68157f,0f,0f,68157f"/>
               </v:line>
             </w:pict>
           </mc:Fallback>
@@ -704,57 +674,7 @@
           <w:szCs w:val="21"/>
           <w:lang w:val="en-US" w:eastAsia="zh-CN" w:bidi="ar-SA"/>
         </w:rPr>
-        <w:t>核心课程：线性代数(95)、概率论与数理统计(95)、电磁场与电</w:t>
-      </w:r>
-      <w:bookmarkStart w:id="0" w:name="_GoBack"/>
-      <w:bookmarkEnd w:id="0"/>
-      <w:r>
-        <w:rPr>
-          <w:rFonts w:hint="eastAsia" w:ascii="楷体" w:hAnsi="楷体" w:eastAsia="楷体" w:cs="楷体"/>
-          <w:color w:val="auto"/>
-          <w:spacing w:val="-3"/>
-          <w:kern w:val="4"/>
-          <w:sz w:val="21"/>
-          <w:szCs w:val="21"/>
-          <w:lang w:val="en-US" w:eastAsia="zh-CN" w:bidi="ar-SA"/>
-        </w:rPr>
-        <w:t>磁波</w:t>
-      </w:r>
-      <w:r>
-        <w:rPr>
-          <w:rFonts w:hint="eastAsia" w:ascii="楷体" w:hAnsi="楷体" w:eastAsia="楷体" w:cs="楷体"/>
-          <w:color w:val="auto"/>
-          <w:spacing w:val="-3"/>
-          <w:kern w:val="4"/>
-          <w:sz w:val="21"/>
-          <w:szCs w:val="21"/>
-          <w:lang w:val="en-US" w:eastAsia="zh-CN" w:bidi="ar-SA"/>
-        </w:rPr>
-        <w:t>(95)</w:t>
-      </w:r>
-      <w:r>
-        <w:rPr>
-          <w:rFonts w:hint="eastAsia" w:ascii="楷体" w:hAnsi="楷体" w:eastAsia="楷体" w:cs="楷体"/>
-          <w:color w:val="auto"/>
-          <w:spacing w:val="-3"/>
-          <w:kern w:val="4"/>
-          <w:sz w:val="21"/>
-          <w:szCs w:val="21"/>
-          <w:lang w:val="en-US" w:eastAsia="zh-CN" w:bidi="ar-SA"/>
-        </w:rPr>
-        <w:t>、C语言程序设计基础</w:t>
-      </w:r>
-      <w:r>
-        <w:rPr>
-          <w:rFonts w:hint="eastAsia" w:ascii="楷体" w:hAnsi="楷体" w:eastAsia="楷体" w:cs="楷体"/>
-          <w:color w:val="auto"/>
-          <w:spacing w:val="-3"/>
-          <w:kern w:val="4"/>
-          <w:sz w:val="21"/>
-          <w:szCs w:val="21"/>
-          <w:lang w:val="en-US" w:eastAsia="zh-CN" w:bidi="ar-SA"/>
-        </w:rPr>
-        <w:t>(96)等。</w:t>
+        <w:t>核心课程：线性代数(95)、概率论与数理统计(95)、电磁场与电磁波(95)、C语言程序设计基础(96)等。</w:t>
       </w:r>
     </w:p>
     <w:p>
@@ -862,7 +782,7 @@
                   <wp:posOffset>441960</wp:posOffset>
                 </wp:positionV>
                 <wp:extent cx="6616700" cy="6350"/>
-                <wp:effectExtent l="192405" t="28575" r="201295" b="155575"/>
+                <wp:effectExtent l="0" t="0" r="0" b="0"/>
                 <wp:wrapNone/>
                 <wp:docPr id="2" name="直接连接符 2"/>
                 <wp:cNvGraphicFramePr/>
@@ -878,23 +798,16 @@
                         <a:prstGeom prst="line">
                           <a:avLst/>
                         </a:prstGeom>
-                        <a:effectLst>
-                          <a:outerShdw blurRad="101600" dist="50800" dir="5400000" sx="104000" sy="104000" algn="ctr" rotWithShape="0">
-                            <a:schemeClr val="accent1">
-                              <a:alpha val="32000"/>
-                            </a:schemeClr>
-                          </a:outerShdw>
-                        </a:effectLst>
                       </wps:spPr>
                       <wps:style>
                         <a:lnRef idx="2">
                           <a:schemeClr val="accent1"/>
                         </a:lnRef>
                         <a:fillRef idx="0">
-                          <a:schemeClr val="accent1"/>
+                          <a:srgbClr val="FFFFFF"/>
                         </a:fillRef>
-                        <a:effectRef idx="1">
-                          <a:schemeClr val="accent1"/>
+                        <a:effectRef idx="0">
+                          <a:srgbClr val="FFFFFF"/>
                         </a:effectRef>
                         <a:fontRef idx="minor">
                           <a:schemeClr val="tx1"/>
@@ -909,12 +822,11 @@
           </mc:Choice>
           <mc:Fallback>
             <w:pict>
-              <v:line id="_x0000_s1026" o:spid="_x0000_s1026" o:spt="20" style="position:absolute;left:0pt;margin-left:0.15pt;margin-top:34.8pt;height:0.5pt;width:521pt;z-index:251660288;mso-width-relative:page;mso-height-relative:page;" filled="f" stroked="t" coordsize="21600,21600" o:gfxdata="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">
+              <v:line id="_x0000_s1026" o:spid="_x0000_s1026" o:spt="20" style="position:absolute;left:0pt;margin-left:0.15pt;margin-top:34.8pt;height:0.5pt;width:521pt;z-index:251660288;mso-width-relative:page;mso-height-relative:page;" filled="f" stroked="t" coordsize="21600,21600" o:gfxdata="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">
                 <v:fill on="f" focussize="0,0"/>
                 <v:stroke weight="1pt" color="#4874CB [3204]" miterlimit="8" joinstyle="miter"/>
                 <v:imagedata o:title=""/>
                 <o:lock v:ext="edit" aspectratio="f"/>
-                <v:shadow on="t" type="perspective" color="#4874CB [3204]" opacity="20971f" offset="0pt,4pt" origin="0f,0f" matrix="68157f,0f,0f,68157f"/>
               </v:line>
             </w:pict>
           </mc:Fallback>
@@ -936,8 +848,26 @@
           </w14:textFill>
         </w:rPr>
         <w:tab/>
+      </w:r>
+      <w:r>
+        <w:rPr>
+          <w:rFonts w:hint="eastAsia" w:ascii="华文楷体" w:hAnsi="华文楷体" w:eastAsia="华文楷体" w:cs="华文楷体"/>
+          <w:b/>
+          <w:bCs/>
+          <w:color w:val="4874CB" w:themeColor="accent1"/>
+          <w:sz w:val="32"/>
+          <w:szCs w:val="32"/>
+          <w:lang w:val="en-US" w:eastAsia="zh-CN"/>
+          <w14:textFill>
+            <w14:solidFill>
+              <w14:schemeClr w14:val="accent1"/>
+            </w14:solidFill>
+          </w14:textFill>
+        </w:rPr>
         <w:t>科研经历</w:t>
       </w:r>
+      <w:bookmarkStart w:id="0" w:name="_GoBack"/>
+      <w:bookmarkEnd w:id="0"/>
     </w:p>
     <w:p>
       <w:pPr>
@@ -1232,22 +1162,7 @@
           <w:szCs w:val="21"/>
           <w:lang w:val="en-US" w:eastAsia="zh-CN" w:bidi="ar-SA"/>
         </w:rPr>
-        <w:t>模型完成对物体识别检测的训练，优化机</w:t>
-      </w:r>
-      <w:r>
-        <w:rPr>
-          <w:rFonts w:hint="eastAsia" w:ascii="楷体" w:hAnsi="楷体" w:eastAsia="楷体" w:cs="楷体"/>
-          <w:b w:val="0"/>
-          <w:bCs w:val="0"/>
-          <w:i w:val="0"/>
-          <w:iCs w:val="0"/>
-          <w:spacing w:val="-6"/>
-          <w:kern w:val="2"/>
-          <w:sz w:val="21"/>
-          <w:szCs w:val="21"/>
-          <w:lang w:val="en-US" w:eastAsia="zh-CN" w:bidi="ar-SA"/>
-        </w:rPr>
-        <w:t>械臂运动路径算法，编写完成小车自主避障等功能，使其更加适用于室内等狭窄场景的应用。</w:t>
+        <w:t>模型完成对物体识别检测的训练，优化机械臂运动路径算法，编写完成小车自主避障等功能，使其更加适用于室内等狭窄场景的应用。</w:t>
       </w:r>
     </w:p>
     <w:p>
@@ -1457,7 +1372,7 @@
                   <wp:posOffset>441960</wp:posOffset>
                 </wp:positionV>
                 <wp:extent cx="6616700" cy="6350"/>
-                <wp:effectExtent l="192405" t="28575" r="201295" b="155575"/>
+                <wp:effectExtent l="0" t="0" r="0" b="0"/>
                 <wp:wrapNone/>
                 <wp:docPr id="3" name="直接连接符 3"/>
                 <wp:cNvGraphicFramePr/>
@@ -1473,23 +1388,16 @@
                         <a:prstGeom prst="line">
                           <a:avLst/>
                         </a:prstGeom>
-                        <a:effectLst>
-                          <a:outerShdw blurRad="101600" dist="50800" dir="5400000" sx="104000" sy="104000" algn="ctr" rotWithShape="0">
-                            <a:schemeClr val="accent1">
-                              <a:alpha val="32000"/>
-                            </a:schemeClr>
-                          </a:outerShdw>
-                        </a:effectLst>
                       </wps:spPr>
                       <wps:style>
                         <a:lnRef idx="2">
                           <a:schemeClr val="accent1"/>
                         </a:lnRef>
                         <a:fillRef idx="0">
-                          <a:schemeClr val="accent1"/>
+                          <a:srgbClr val="FFFFFF"/>
                         </a:fillRef>
-                        <a:effectRef idx="1">
-                          <a:schemeClr val="accent1"/>
+                        <a:effectRef idx="0">
+                          <a:srgbClr val="FFFFFF"/>
                         </a:effectRef>
                         <a:fontRef idx="minor">
                           <a:schemeClr val="tx1"/>
@@ -1504,12 +1412,11 @@
           </mc:Choice>
           <mc:Fallback>
             <w:pict>
-              <v:line id="_x0000_s1026" o:spid="_x0000_s1026" o:spt="20" style="position:absolute;left:0pt;margin-left:0.15pt;margin-top:34.8pt;height:0.5pt;width:521pt;z-index:251661312;mso-width-relative:page;mso-height-relative:page;" filled="f" stroked="t" coordsize="21600,21600" o:gfxdata="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">
+              <v:line id="_x0000_s1026" o:spid="_x0000_s1026" o:spt="20" style="position:absolute;left:0pt;margin-left:0.15pt;margin-top:34.8pt;height:0.5pt;width:521pt;z-index:251661312;mso-width-relative:page;mso-height-relative:page;" filled="f" stroked="t" coordsize="21600,21600" o:gfxdata="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">
                 <v:fill on="f" focussize="0,0"/>
                 <v:stroke weight="1pt" color="#4874CB [3204]" miterlimit="8" joinstyle="miter"/>
                 <v:imagedata o:title=""/>
                 <o:lock v:ext="edit" aspectratio="f"/>
-                <v:shadow on="t" type="perspective" color="#4874CB [3204]" opacity="20971f" offset="0pt,4pt" origin="0f,0f" matrix="68157f,0f,0f,68157f"/>
               </v:line>
             </w:pict>
           </mc:Fallback>
@@ -1531,6 +1438,22 @@
           </w14:textFill>
         </w:rPr>
         <w:tab/>
+      </w:r>
+      <w:r>
+        <w:rPr>
+          <w:rFonts w:hint="eastAsia" w:ascii="华文楷体" w:hAnsi="华文楷体" w:eastAsia="华文楷体" w:cs="华文楷体"/>
+          <w:b/>
+          <w:bCs/>
+          <w:color w:val="4874CB" w:themeColor="accent1"/>
+          <w:sz w:val="32"/>
+          <w:szCs w:val="32"/>
+          <w:lang w:val="en-US" w:eastAsia="zh-CN"/>
+          <w14:textFill>
+            <w14:solidFill>
+              <w14:schemeClr w14:val="accent1"/>
+            </w14:solidFill>
+          </w14:textFill>
+        </w:rPr>
         <w:t>竞赛获奖</w:t>
       </w:r>
     </w:p>
@@ -2037,6 +1960,18 @@
           <w:lang w:val="en-US" w:eastAsia="zh-CN" w:bidi="ar-SA"/>
         </w:rPr>
         <w:tab/>
+      </w:r>
+      <w:r>
+        <w:rPr>
+          <w:rFonts w:hint="eastAsia" w:ascii="楷体" w:hAnsi="楷体" w:eastAsia="楷体" w:cs="楷体"/>
+          <w:b/>
+          <w:bCs/>
+          <w:spacing w:val="-6"/>
+          <w:kern w:val="2"/>
+          <w:sz w:val="21"/>
+          <w:szCs w:val="21"/>
+          <w:lang w:val="en-US" w:eastAsia="zh-CN" w:bidi="ar-SA"/>
+        </w:rPr>
         <w:t>省二等奖</w:t>
       </w:r>
       <w:r>
@@ -2132,6 +2067,18 @@
           <w:lang w:val="en-US" w:eastAsia="zh-CN" w:bidi="ar-SA"/>
         </w:rPr>
         <w:tab/>
+      </w:r>
+      <w:r>
+        <w:rPr>
+          <w:rFonts w:hint="eastAsia" w:ascii="楷体" w:hAnsi="楷体" w:eastAsia="楷体" w:cs="楷体"/>
+          <w:b/>
+          <w:bCs/>
+          <w:spacing w:val="-6"/>
+          <w:kern w:val="2"/>
+          <w:sz w:val="21"/>
+          <w:szCs w:val="21"/>
+          <w:lang w:val="en-US" w:eastAsia="zh-CN" w:bidi="ar-SA"/>
+        </w:rPr>
         <w:t>省三等奖</w:t>
       </w:r>
       <w:r>
@@ -2227,6 +2174,18 @@
           <w:lang w:val="en-US" w:eastAsia="zh-CN" w:bidi="ar-SA"/>
         </w:rPr>
         <w:tab/>
+      </w:r>
+      <w:r>
+        <w:rPr>
+          <w:rFonts w:hint="eastAsia" w:ascii="楷体" w:hAnsi="楷体" w:eastAsia="楷体" w:cs="楷体"/>
+          <w:b/>
+          <w:bCs/>
+          <w:spacing w:val="-6"/>
+          <w:kern w:val="2"/>
+          <w:sz w:val="21"/>
+          <w:szCs w:val="21"/>
+          <w:lang w:val="en-US" w:eastAsia="zh-CN" w:bidi="ar-SA"/>
+        </w:rPr>
         <w:t>省二等奖</w:t>
       </w:r>
       <w:r>
@@ -2372,7 +2331,7 @@
                   <wp:posOffset>441960</wp:posOffset>
                 </wp:positionV>
                 <wp:extent cx="6616700" cy="6350"/>
-                <wp:effectExtent l="192405" t="28575" r="201295" b="155575"/>
+                <wp:effectExtent l="0" t="0" r="0" b="0"/>
                 <wp:wrapNone/>
                 <wp:docPr id="4" name="直接连接符 4"/>
                 <wp:cNvGraphicFramePr/>
@@ -2388,23 +2347,16 @@
                         <a:prstGeom prst="line">
                           <a:avLst/>
                         </a:prstGeom>
-                        <a:effectLst>
-                          <a:outerShdw blurRad="101600" dist="50800" dir="5400000" sx="104000" sy="104000" algn="ctr" rotWithShape="0">
-                            <a:schemeClr val="accent1">
-                              <a:alpha val="32000"/>
-                            </a:schemeClr>
-                          </a:outerShdw>
-                        </a:effectLst>
                       </wps:spPr>
                       <wps:style>
                         <a:lnRef idx="2">
                           <a:schemeClr val="accent1"/>
                         </a:lnRef>
                         <a:fillRef idx="0">
-                          <a:schemeClr val="accent1"/>
+                          <a:srgbClr val="FFFFFF"/>
                         </a:fillRef>
-                        <a:effectRef idx="1">
-                          <a:schemeClr val="accent1"/>
+                        <a:effectRef idx="0">
+                          <a:srgbClr val="FFFFFF"/>
                         </a:effectRef>
                         <a:fontRef idx="minor">
                           <a:schemeClr val="tx1"/>
@@ -2419,12 +2371,11 @@
           </mc:Choice>
           <mc:Fallback>
             <w:pict>
-              <v:line id="_x0000_s1026" o:spid="_x0000_s1026" o:spt="20" style="position:absolute;left:0pt;margin-left:0.15pt;margin-top:34.8pt;height:0.5pt;width:521pt;z-index:251662336;mso-width-relative:page;mso-height-relative:page;" filled="f" stroked="t" coordsize="21600,21600" o:gfxdata="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">
+              <v:line id="_x0000_s1026" o:spid="_x0000_s1026" o:spt="20" style="position:absolute;left:0pt;margin-left:0.15pt;margin-top:34.8pt;height:0.5pt;width:521pt;z-index:251662336;mso-width-relative:page;mso-height-relative:page;" filled="f" stroked="t" coordsize="21600,21600" o:gfxdata="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">
                 <v:fill on="f" focussize="0,0"/>
                 <v:stroke weight="1pt" color="#4874CB [3204]" miterlimit="8" joinstyle="miter"/>
                 <v:imagedata o:title=""/>
                 <o:lock v:ext="edit" aspectratio="f"/>
-                <v:shadow on="t" type="perspective" color="#4874CB [3204]" opacity="20971f" offset="0pt,4pt" origin="0f,0f" matrix="68157f,0f,0f,68157f"/>
               </v:line>
             </w:pict>
           </mc:Fallback>
@@ -2446,6 +2397,22 @@
           </w14:textFill>
         </w:rPr>
         <w:tab/>
+      </w:r>
+      <w:r>
+        <w:rPr>
+          <w:rFonts w:hint="eastAsia" w:ascii="华文楷体" w:hAnsi="华文楷体" w:eastAsia="华文楷体" w:cs="华文楷体"/>
+          <w:b/>
+          <w:bCs/>
+          <w:color w:val="4874CB" w:themeColor="accent1"/>
+          <w:sz w:val="32"/>
+          <w:szCs w:val="32"/>
+          <w:lang w:val="en-US" w:eastAsia="zh-CN"/>
+          <w14:textFill>
+            <w14:solidFill>
+              <w14:schemeClr w14:val="accent1"/>
+            </w14:solidFill>
+          </w14:textFill>
+        </w:rPr>
         <w:t>其他经历与荣誉</w:t>
       </w:r>
     </w:p>
@@ -3162,7 +3129,7 @@
     <w:lsdException w:unhideWhenUsed="0" w:uiPriority="0" w:semiHidden="0" w:name="Body Text Indent 3"/>
     <w:lsdException w:unhideWhenUsed="0" w:uiPriority="0" w:semiHidden="0" w:name="Block Text"/>
     <w:lsdException w:unhideWhenUsed="0" w:uiPriority="0" w:semiHidden="0" w:name="Hyperlink"/>
-    <w:lsdException w:unhideWhenUsed="0" w:uiPriority="0" w:semiHidden="0" w:name="FollowedHyperlink"/>
+    <w:lsdException w:qFormat="1" w:unhideWhenUsed="0" w:uiPriority="0" w:semiHidden="0" w:name="FollowedHyperlink"/>
     <w:lsdException w:qFormat="1" w:unhideWhenUsed="0" w:uiPriority="0" w:semiHidden="0" w:name="Strong"/>
     <w:lsdException w:qFormat="1" w:unhideWhenUsed="0" w:uiPriority="0" w:semiHidden="0" w:name="Emphasis"/>
     <w:lsdException w:unhideWhenUsed="0" w:uiPriority="0" w:semiHidden="0" w:name="Document Map"/>
@@ -3600,6 +3567,7 @@
   <w:style w:type="character" w:styleId="14">
     <w:name w:val="FollowedHyperlink"/>
     <w:basedOn w:val="12"/>
+    <w:qFormat/>
     <w:uiPriority w:val="0"/>
     <w:rPr>
       <w:color w:val="800080"/>

--- a/file/CV.docx
+++ b/file/CV.docx
@@ -866,8 +866,6 @@
         </w:rPr>
         <w:t>科研经历</w:t>
       </w:r>
-      <w:bookmarkStart w:id="0" w:name="_GoBack"/>
-      <w:bookmarkEnd w:id="0"/>
     </w:p>
     <w:p>
       <w:pPr>
@@ -1772,6 +1770,21 @@
           <w:lang w:val="en-US" w:eastAsia="zh-CN" w:bidi="ar-SA"/>
         </w:rPr>
       </w:pPr>
+      <w:r>
+        <w:rPr>
+          <w:rFonts w:hint="eastAsia" w:ascii="楷体" w:hAnsi="楷体" w:eastAsia="楷体" w:cs="楷体"/>
+          <w:b/>
+          <w:bCs/>
+          <w:spacing w:val="-6"/>
+          <w:kern w:val="2"/>
+          <w:sz w:val="21"/>
+          <w:szCs w:val="21"/>
+          <w:lang w:val="en-US" w:eastAsia="zh-CN" w:bidi="ar-SA"/>
+        </w:rPr>
+        <w:t>第九届</w:t>
+      </w:r>
+      <w:bookmarkStart w:id="0" w:name="_GoBack"/>
+      <w:bookmarkEnd w:id="0"/>
       <w:r>
         <w:rPr>
           <w:rFonts w:hint="eastAsia" w:ascii="楷体" w:hAnsi="楷体" w:eastAsia="楷体" w:cs="楷体"/>
@@ -3128,7 +3141,7 @@
     <w:lsdException w:unhideWhenUsed="0" w:uiPriority="0" w:semiHidden="0" w:name="Body Text Indent 2"/>
     <w:lsdException w:unhideWhenUsed="0" w:uiPriority="0" w:semiHidden="0" w:name="Body Text Indent 3"/>
     <w:lsdException w:unhideWhenUsed="0" w:uiPriority="0" w:semiHidden="0" w:name="Block Text"/>
-    <w:lsdException w:unhideWhenUsed="0" w:uiPriority="0" w:semiHidden="0" w:name="Hyperlink"/>
+    <w:lsdException w:qFormat="1" w:unhideWhenUsed="0" w:uiPriority="0" w:semiHidden="0" w:name="Hyperlink"/>
     <w:lsdException w:qFormat="1" w:unhideWhenUsed="0" w:uiPriority="0" w:semiHidden="0" w:name="FollowedHyperlink"/>
     <w:lsdException w:qFormat="1" w:unhideWhenUsed="0" w:uiPriority="0" w:semiHidden="0" w:name="Strong"/>
     <w:lsdException w:qFormat="1" w:unhideWhenUsed="0" w:uiPriority="0" w:semiHidden="0" w:name="Emphasis"/>
@@ -3586,6 +3599,7 @@
   <w:style w:type="character" w:styleId="16">
     <w:name w:val="Hyperlink"/>
     <w:basedOn w:val="12"/>
+    <w:qFormat/>
     <w:uiPriority w:val="0"/>
     <w:rPr>
       <w:color w:val="0000FF"/>

--- a/file/CV.docx
+++ b/file/CV.docx
@@ -461,7 +461,7 @@
           <w:szCs w:val="21"/>
           <w:lang w:val="en-US" w:eastAsia="zh-CN"/>
         </w:rPr>
-        <w:t>的一名大三学生，政治面貌为预备党员。</w:t>
+        <w:t>的一名大三学生，政治面貌为预备党员</w:t>
       </w:r>
     </w:p>
     <w:p>
@@ -576,7 +576,7 @@
           <w:szCs w:val="21"/>
           <w:lang w:val="en-US" w:eastAsia="zh-CN" w:bidi="ar-SA"/>
         </w:rPr>
-        <w:t xml:space="preserve"> 5/91。</w:t>
+        <w:t xml:space="preserve"> 5/93（5.38%）</w:t>
       </w:r>
     </w:p>
     <w:p>
@@ -625,7 +625,7 @@
           <w:szCs w:val="21"/>
           <w:lang w:val="en-US" w:eastAsia="zh-CN" w:bidi="ar-SA"/>
         </w:rPr>
-        <w:t>大学学英语四六级均已通过。</w:t>
+        <w:t>大学学英语四六级均已通过</w:t>
       </w:r>
     </w:p>
     <w:p>
@@ -674,7 +674,7 @@
           <w:szCs w:val="21"/>
           <w:lang w:val="en-US" w:eastAsia="zh-CN" w:bidi="ar-SA"/>
         </w:rPr>
-        <w:t>核心课程：线性代数(95)、概率论与数理统计(95)、电磁场与电磁波(95)、C语言程序设计基础(96)等。</w:t>
+        <w:t>核心课程：线性代数(95)、概率论与数理统计(95)、电磁场与电磁波(95)、C语言程序设计基础(96)等</w:t>
       </w:r>
     </w:p>
     <w:p>
@@ -866,6 +866,8 @@
         </w:rPr>
         <w:t>科研经历</w:t>
       </w:r>
+      <w:bookmarkStart w:id="0" w:name="_GoBack"/>
+      <w:bookmarkEnd w:id="0"/>
     </w:p>
     <w:p>
       <w:pPr>
@@ -1781,22 +1783,7 @@
           <w:szCs w:val="21"/>
           <w:lang w:val="en-US" w:eastAsia="zh-CN" w:bidi="ar-SA"/>
         </w:rPr>
-        <w:t>第九届</w:t>
-      </w:r>
-      <w:bookmarkStart w:id="0" w:name="_GoBack"/>
-      <w:bookmarkEnd w:id="0"/>
-      <w:r>
-        <w:rPr>
-          <w:rFonts w:hint="eastAsia" w:ascii="楷体" w:hAnsi="楷体" w:eastAsia="楷体" w:cs="楷体"/>
-          <w:b/>
-          <w:bCs/>
-          <w:spacing w:val="-6"/>
-          <w:kern w:val="2"/>
-          <w:sz w:val="21"/>
-          <w:szCs w:val="21"/>
-          <w:lang w:val="en-US" w:eastAsia="zh-CN" w:bidi="ar-SA"/>
-        </w:rPr>
-        <w:t>全国大学生集成电路创新创业大赛</w:t>
+        <w:t>第九届全国大学生集成电路创新创业大赛</w:t>
       </w:r>
       <w:r>
         <w:rPr>

--- a/file/CV.docx
+++ b/file/CV.docx
@@ -866,8 +866,6 @@
         </w:rPr>
         <w:t>科研经历</w:t>
       </w:r>
-      <w:bookmarkStart w:id="0" w:name="_GoBack"/>
-      <w:bookmarkEnd w:id="0"/>
     </w:p>
     <w:p>
       <w:pPr>
@@ -1704,7 +1702,22 @@
           <w:szCs w:val="21"/>
           <w:lang w:val="en-US" w:eastAsia="zh-CN" w:bidi="ar-SA"/>
         </w:rPr>
-        <w:t>模型的建立与求解。并且负责完成了对模型的</w:t>
+        <w:t>模型的建立与求解；</w:t>
+      </w:r>
+      <w:bookmarkStart w:id="0" w:name="_GoBack"/>
+      <w:bookmarkEnd w:id="0"/>
+      <w:r>
+        <w:rPr>
+          <w:rFonts w:hint="eastAsia" w:ascii="楷体" w:hAnsi="楷体" w:eastAsia="楷体" w:cs="楷体"/>
+          <w:b w:val="0"/>
+          <w:bCs w:val="0"/>
+          <w:spacing w:val="-6"/>
+          <w:kern w:val="2"/>
+          <w:sz w:val="21"/>
+          <w:szCs w:val="21"/>
+          <w:lang w:val="en-US" w:eastAsia="zh-CN" w:bidi="ar-SA"/>
+        </w:rPr>
+        <w:t>负责完成了对模型的</w:t>
       </w:r>
       <w:r>
         <w:rPr>
@@ -2493,6 +2506,81 @@
           <w:lang w:val="en-US" w:eastAsia="zh-CN"/>
         </w:rPr>
         <w:t>国家奖学金、东北大学校一等奖学金、东北大学校优秀学生标兵</w:t>
+      </w:r>
+    </w:p>
+    <w:p>
+      <w:pPr>
+        <w:keepNext w:val="0"/>
+        <w:keepLines w:val="0"/>
+        <w:pageBreakBefore w:val="0"/>
+        <w:widowControl w:val="0"/>
+        <w:numPr>
+          <w:ilvl w:val="0"/>
+          <w:numId w:val="10"/>
+        </w:numPr>
+        <w:tabs>
+          <w:tab w:val="left" w:pos="960"/>
+        </w:tabs>
+        <w:kinsoku/>
+        <w:wordWrap/>
+        <w:overflowPunct/>
+        <w:topLinePunct w:val="0"/>
+        <w:autoSpaceDE/>
+        <w:autoSpaceDN/>
+        <w:bidi w:val="0"/>
+        <w:adjustRightInd/>
+        <w:snapToGrid/>
+        <w:spacing w:line="240" w:lineRule="auto"/>
+        <w:ind w:left="399" w:leftChars="0" w:hanging="399" w:firstLineChars="0"/>
+        <w:jc w:val="both"/>
+        <w:textAlignment w:val="auto"/>
+        <w:rPr>
+          <w:rFonts w:hint="eastAsia" w:ascii="楷体" w:hAnsi="楷体" w:eastAsia="楷体" w:cs="楷体"/>
+          <w:color w:val="auto"/>
+          <w:spacing w:val="-3"/>
+          <w:kern w:val="4"/>
+          <w:sz w:val="21"/>
+          <w:szCs w:val="21"/>
+          <w:lang w:val="en-US" w:eastAsia="zh-CN"/>
+        </w:rPr>
+      </w:pPr>
+      <w:r>
+        <w:rPr>
+          <w:rFonts w:hint="eastAsia" w:ascii="楷体" w:hAnsi="楷体" w:eastAsia="楷体" w:cs="楷体"/>
+          <w:color w:val="auto"/>
+          <w:spacing w:val="-3"/>
+          <w:kern w:val="4"/>
+          <w:sz w:val="21"/>
+          <w:szCs w:val="21"/>
+          <w:lang w:val="en-US" w:eastAsia="zh-CN"/>
+        </w:rPr>
+        <w:t>在大学期间长期担任通信工程2301班班长，并带领班集体获得</w:t>
+      </w:r>
+      <w:r>
+        <w:rPr>
+          <w:rFonts w:hint="eastAsia" w:ascii="楷体" w:hAnsi="楷体" w:eastAsia="楷体" w:cs="楷体"/>
+          <w:b/>
+          <w:bCs/>
+          <w:color w:val="auto"/>
+          <w:spacing w:val="-3"/>
+          <w:kern w:val="4"/>
+          <w:sz w:val="21"/>
+          <w:szCs w:val="21"/>
+          <w:lang w:val="en-US" w:eastAsia="zh-CN"/>
+        </w:rPr>
+        <w:t>校先进班集体</w:t>
+      </w:r>
+      <w:r>
+        <w:rPr>
+          <w:rFonts w:hint="eastAsia" w:ascii="楷体" w:hAnsi="楷体" w:eastAsia="楷体" w:cs="楷体"/>
+          <w:color w:val="auto"/>
+          <w:spacing w:val="-3"/>
+          <w:kern w:val="4"/>
+          <w:sz w:val="21"/>
+          <w:szCs w:val="21"/>
+          <w:lang w:val="en-US" w:eastAsia="zh-CN"/>
+        </w:rPr>
+        <w:t>等荣誉称号。</w:t>
       </w:r>
     </w:p>
     <w:sectPr>

--- a/file/CV.docx
+++ b/file/CV.docx
@@ -1518,18 +1518,44 @@
         </w:rPr>
         <w:tab/>
       </w:r>
-      <w:r>
-        <w:rPr>
-          <w:rFonts w:hint="eastAsia" w:ascii="楷体" w:hAnsi="楷体" w:eastAsia="楷体" w:cs="楷体"/>
-          <w:b/>
-          <w:bCs/>
-          <w:spacing w:val="-6"/>
-          <w:kern w:val="2"/>
-          <w:sz w:val="21"/>
-          <w:szCs w:val="21"/>
-          <w:lang w:val="en-US" w:eastAsia="zh-CN" w:bidi="ar-SA"/>
-        </w:rPr>
-        <w:t>特等奖（前0.2%）</w:t>
+      <w:bookmarkStart w:id="0" w:name="_GoBack"/>
+      <w:r>
+        <w:rPr>
+          <w:rFonts w:hint="eastAsia" w:ascii="楷体" w:hAnsi="楷体" w:eastAsia="楷体" w:cs="楷体"/>
+          <w:b/>
+          <w:bCs/>
+          <w:spacing w:val="-6"/>
+          <w:kern w:val="2"/>
+          <w:sz w:val="21"/>
+          <w:szCs w:val="21"/>
+          <w:lang w:val="en-US" w:eastAsia="zh-CN" w:bidi="ar-SA"/>
+        </w:rPr>
+        <w:t>O奖</w:t>
+      </w:r>
+      <w:bookmarkEnd w:id="0"/>
+      <w:r>
+        <w:rPr>
+          <w:rFonts w:hint="eastAsia" w:ascii="楷体" w:hAnsi="楷体" w:eastAsia="楷体" w:cs="楷体"/>
+          <w:spacing w:val="-6"/>
+          <w:kern w:val="2"/>
+          <w:sz w:val="21"/>
+          <w:szCs w:val="21"/>
+          <w:lang w:val="en-US" w:eastAsia="zh-CN" w:bidi="ar-SA"/>
+        </w:rPr>
+        <w:t>(</w:t>
+      </w:r>
+      <w:r>
+        <w:rPr>
+          <w:rFonts w:hint="eastAsia" w:ascii="楷体" w:hAnsi="楷体" w:eastAsia="楷体" w:cs="楷体"/>
+          <w:b/>
+          <w:bCs/>
+          <w:spacing w:val="-6"/>
+          <w:kern w:val="2"/>
+          <w:sz w:val="21"/>
+          <w:szCs w:val="21"/>
+          <w:lang w:val="en-US" w:eastAsia="zh-CN" w:bidi="ar-SA"/>
+        </w:rPr>
+        <w:t>特等奖)（前0.2%）</w:t>
       </w:r>
       <w:r>
         <w:rPr>
@@ -1702,22 +1728,7 @@
           <w:szCs w:val="21"/>
           <w:lang w:val="en-US" w:eastAsia="zh-CN" w:bidi="ar-SA"/>
         </w:rPr>
-        <w:t>模型的建立与求解；</w:t>
-      </w:r>
-      <w:bookmarkStart w:id="0" w:name="_GoBack"/>
-      <w:bookmarkEnd w:id="0"/>
-      <w:r>
-        <w:rPr>
-          <w:rFonts w:hint="eastAsia" w:ascii="楷体" w:hAnsi="楷体" w:eastAsia="楷体" w:cs="楷体"/>
-          <w:b w:val="0"/>
-          <w:bCs w:val="0"/>
-          <w:spacing w:val="-6"/>
-          <w:kern w:val="2"/>
-          <w:sz w:val="21"/>
-          <w:szCs w:val="21"/>
-          <w:lang w:val="en-US" w:eastAsia="zh-CN" w:bidi="ar-SA"/>
-        </w:rPr>
-        <w:t>负责完成了对模型的</w:t>
+        <w:t>模型的建立与求解；负责完成了对模型的</w:t>
       </w:r>
       <w:r>
         <w:rPr>

--- a/file/CV.docx
+++ b/file/CV.docx
@@ -1518,7 +1518,6 @@
         </w:rPr>
         <w:tab/>
       </w:r>
-      <w:bookmarkStart w:id="0" w:name="_GoBack"/>
       <w:r>
         <w:rPr>
           <w:rFonts w:hint="eastAsia" w:ascii="楷体" w:hAnsi="楷体" w:eastAsia="楷体" w:cs="楷体"/>
@@ -1532,7 +1531,6 @@
         </w:rPr>
         <w:t>O奖</w:t>
       </w:r>
-      <w:bookmarkEnd w:id="0"/>
       <w:r>
         <w:rPr>
           <w:rFonts w:hint="eastAsia" w:ascii="楷体" w:hAnsi="楷体" w:eastAsia="楷体" w:cs="楷体"/>
@@ -1599,7 +1597,7 @@
           <w:szCs w:val="21"/>
           <w:lang w:val="en-US" w:eastAsia="zh-CN" w:bidi="ar-SA"/>
         </w:rPr>
-        <w:t>024.01</w:t>
+        <w:t>025.01</w:t>
       </w:r>
     </w:p>
     <w:p>
@@ -1859,7 +1857,7 @@
           <w:szCs w:val="21"/>
           <w:lang w:val="en-US" w:eastAsia="zh-CN" w:bidi="ar-SA"/>
         </w:rPr>
-        <w:t>2024.07</w:t>
+        <w:t>2025.07</w:t>
       </w:r>
     </w:p>
     <w:p>
@@ -2024,7 +2022,7 @@
           <w:szCs w:val="21"/>
           <w:lang w:val="en-US" w:eastAsia="zh-CN" w:bidi="ar-SA"/>
         </w:rPr>
-        <w:t>2024.04</w:t>
+        <w:t>2025.04</w:t>
       </w:r>
     </w:p>
     <w:p>
@@ -2131,7 +2129,7 @@
           <w:szCs w:val="21"/>
           <w:lang w:val="en-US" w:eastAsia="zh-CN" w:bidi="ar-SA"/>
         </w:rPr>
-        <w:t>2024.05</w:t>
+        <w:t>2025.05</w:t>
       </w:r>
     </w:p>
     <w:p>
@@ -2238,7 +2236,105 @@
           <w:szCs w:val="21"/>
           <w:lang w:val="en-US" w:eastAsia="zh-CN" w:bidi="ar-SA"/>
         </w:rPr>
-        <w:t>2024.05</w:t>
+        <w:t>2025.05</w:t>
+      </w:r>
+    </w:p>
+    <w:p>
+      <w:pPr>
+        <w:keepNext w:val="0"/>
+        <w:keepLines w:val="0"/>
+        <w:pageBreakBefore w:val="0"/>
+        <w:widowControl w:val="0"/>
+        <w:numPr>
+          <w:ilvl w:val="0"/>
+          <w:numId w:val="7"/>
+        </w:numPr>
+        <w:tabs>
+          <w:tab w:val="left" w:pos="960"/>
+          <w:tab w:val="left" w:pos="5040"/>
+          <w:tab w:val="left" w:pos="7920"/>
+        </w:tabs>
+        <w:kinsoku/>
+        <w:wordWrap/>
+        <w:overflowPunct/>
+        <w:topLinePunct w:val="0"/>
+        <w:autoSpaceDE/>
+        <w:autoSpaceDN/>
+        <w:bidi w:val="0"/>
+        <w:adjustRightInd/>
+        <w:snapToGrid/>
+        <w:spacing w:line="240" w:lineRule="auto"/>
+        <w:ind w:left="399" w:leftChars="0" w:hanging="399" w:firstLineChars="0"/>
+        <w:jc w:val="both"/>
+        <w:textAlignment w:val="auto"/>
+        <w:rPr>
+          <w:rFonts w:hint="eastAsia" w:ascii="楷体" w:hAnsi="楷体" w:eastAsia="楷体" w:cs="楷体"/>
+          <w:b/>
+          <w:bCs/>
+          <w:spacing w:val="-6"/>
+          <w:kern w:val="2"/>
+          <w:sz w:val="21"/>
+          <w:szCs w:val="21"/>
+          <w:lang w:val="en-US" w:eastAsia="zh-CN" w:bidi="ar-SA"/>
+        </w:rPr>
+      </w:pPr>
+      <w:r>
+        <w:rPr>
+          <w:rFonts w:hint="eastAsia" w:ascii="楷体" w:hAnsi="楷体" w:eastAsia="楷体" w:cs="楷体"/>
+          <w:b/>
+          <w:bCs/>
+          <w:spacing w:val="-6"/>
+          <w:kern w:val="2"/>
+          <w:sz w:val="21"/>
+          <w:szCs w:val="21"/>
+          <w:lang w:val="en-US" w:eastAsia="zh-CN" w:bidi="ar-SA"/>
+        </w:rPr>
+        <w:t>2025年高教社杯全国大学生数学建模竞赛</w:t>
+      </w:r>
+      <w:r>
+        <w:rPr>
+          <w:rFonts w:hint="eastAsia" w:ascii="楷体" w:hAnsi="楷体" w:eastAsia="楷体" w:cs="楷体"/>
+          <w:b/>
+          <w:bCs/>
+          <w:spacing w:val="-6"/>
+          <w:kern w:val="2"/>
+          <w:sz w:val="21"/>
+          <w:szCs w:val="21"/>
+          <w:lang w:val="en-US" w:eastAsia="zh-CN" w:bidi="ar-SA"/>
+        </w:rPr>
+        <w:tab/>
+        <w:t>省</w:t>
+      </w:r>
+      <w:bookmarkStart w:id="0" w:name="_GoBack"/>
+      <w:bookmarkEnd w:id="0"/>
+      <w:r>
+        <w:rPr>
+          <w:rFonts w:hint="eastAsia" w:ascii="楷体" w:hAnsi="楷体" w:eastAsia="楷体" w:cs="楷体"/>
+          <w:b/>
+          <w:bCs/>
+          <w:spacing w:val="-6"/>
+          <w:kern w:val="2"/>
+          <w:sz w:val="21"/>
+          <w:szCs w:val="21"/>
+          <w:lang w:val="en-US" w:eastAsia="zh-CN" w:bidi="ar-SA"/>
+        </w:rPr>
+        <w:t>三等奖</w:t>
+      </w:r>
+      <w:r>
+        <w:rPr>
+          <w:rFonts w:hint="eastAsia" w:ascii="楷体" w:hAnsi="楷体" w:eastAsia="楷体" w:cs="楷体"/>
+          <w:b/>
+          <w:bCs/>
+          <w:i/>
+          <w:iCs/>
+          <w:spacing w:val="-6"/>
+          <w:kern w:val="2"/>
+          <w:sz w:val="21"/>
+          <w:szCs w:val="21"/>
+          <w:lang w:val="en-US" w:eastAsia="zh-CN" w:bidi="ar-SA"/>
+        </w:rPr>
+        <w:tab/>
+        <w:t>2025.09</w:t>
       </w:r>
     </w:p>
     <w:p>

--- a/file/CV.docx
+++ b/file/CV.docx
@@ -461,7 +461,21 @@
           <w:szCs w:val="21"/>
           <w:lang w:val="en-US" w:eastAsia="zh-CN"/>
         </w:rPr>
-        <w:t>的一名大三学生，政治面貌为预备党员</w:t>
+        <w:t>的一名大三学生，政治面貌为</w:t>
+      </w:r>
+      <w:r>
+        <w:rPr>
+          <w:rFonts w:hint="eastAsia" w:ascii="楷体" w:hAnsi="楷体" w:eastAsia="楷体" w:cs="楷体"/>
+          <w:b/>
+          <w:bCs/>
+          <w:color w:val="auto"/>
+          <w:spacing w:val="-3"/>
+          <w:kern w:val="4"/>
+          <w:sz w:val="21"/>
+          <w:szCs w:val="21"/>
+          <w:lang w:val="en-US" w:eastAsia="zh-CN"/>
+        </w:rPr>
+        <w:t>预备党员</w:t>
       </w:r>
     </w:p>
     <w:p>
@@ -2303,22 +2317,19 @@
           <w:lang w:val="en-US" w:eastAsia="zh-CN" w:bidi="ar-SA"/>
         </w:rPr>
         <w:tab/>
-        <w:t>省</w:t>
-      </w:r>
-      <w:bookmarkStart w:id="0" w:name="_GoBack"/>
-      <w:bookmarkEnd w:id="0"/>
-      <w:r>
-        <w:rPr>
-          <w:rFonts w:hint="eastAsia" w:ascii="楷体" w:hAnsi="楷体" w:eastAsia="楷体" w:cs="楷体"/>
-          <w:b/>
-          <w:bCs/>
-          <w:spacing w:val="-6"/>
-          <w:kern w:val="2"/>
-          <w:sz w:val="21"/>
-          <w:szCs w:val="21"/>
-          <w:lang w:val="en-US" w:eastAsia="zh-CN" w:bidi="ar-SA"/>
-        </w:rPr>
-        <w:t>三等奖</w:t>
+      </w:r>
+      <w:r>
+        <w:rPr>
+          <w:rFonts w:hint="eastAsia" w:ascii="楷体" w:hAnsi="楷体" w:eastAsia="楷体" w:cs="楷体"/>
+          <w:b/>
+          <w:bCs/>
+          <w:spacing w:val="-6"/>
+          <w:kern w:val="2"/>
+          <w:sz w:val="21"/>
+          <w:szCs w:val="21"/>
+          <w:lang w:val="en-US" w:eastAsia="zh-CN" w:bidi="ar-SA"/>
+        </w:rPr>
+        <w:t>省三等奖</w:t>
       </w:r>
       <w:r>
         <w:rPr>
@@ -2334,6 +2345,20 @@
           <w:lang w:val="en-US" w:eastAsia="zh-CN" w:bidi="ar-SA"/>
         </w:rPr>
         <w:tab/>
+      </w:r>
+      <w:r>
+        <w:rPr>
+          <w:rFonts w:hint="eastAsia" w:ascii="楷体" w:hAnsi="楷体" w:eastAsia="楷体" w:cs="楷体"/>
+          <w:b/>
+          <w:bCs/>
+          <w:i/>
+          <w:iCs/>
+          <w:spacing w:val="-6"/>
+          <w:kern w:val="2"/>
+          <w:sz w:val="21"/>
+          <w:szCs w:val="21"/>
+          <w:lang w:val="en-US" w:eastAsia="zh-CN" w:bidi="ar-SA"/>
+        </w:rPr>
         <w:t>2025.09</w:t>
       </w:r>
     </w:p>
@@ -2654,6 +2679,51 @@
       <w:r>
         <w:rPr>
           <w:rFonts w:hint="eastAsia" w:ascii="楷体" w:hAnsi="楷体" w:eastAsia="楷体" w:cs="楷体"/>
+          <w:b/>
+          <w:bCs/>
+          <w:i/>
+          <w:iCs/>
+          <w:spacing w:val="-6"/>
+          <w:kern w:val="2"/>
+          <w:sz w:val="21"/>
+          <w:szCs w:val="21"/>
+          <w:lang w:val="en-US" w:eastAsia="zh-CN" w:bidi="ar-SA"/>
+        </w:rPr>
+        <w:t>2024-2025学年</w:t>
+      </w:r>
+      <w:r>
+        <w:rPr>
+          <w:rFonts w:hint="eastAsia" w:ascii="楷体" w:hAnsi="楷体" w:eastAsia="楷体" w:cs="楷体"/>
+          <w:b/>
+          <w:bCs/>
+          <w:i w:val="0"/>
+          <w:iCs w:val="0"/>
+          <w:spacing w:val="-6"/>
+          <w:kern w:val="2"/>
+          <w:sz w:val="21"/>
+          <w:szCs w:val="21"/>
+          <w:lang w:val="en-US" w:eastAsia="zh-CN" w:bidi="ar-SA"/>
+        </w:rPr>
+        <w:t>：</w:t>
+      </w:r>
+      <w:r>
+        <w:rPr>
+          <w:rFonts w:hint="eastAsia" w:ascii="楷体" w:hAnsi="楷体" w:eastAsia="楷体" w:cs="楷体"/>
+          <w:b w:val="0"/>
+          <w:bCs w:val="0"/>
+          <w:i w:val="0"/>
+          <w:iCs w:val="0"/>
+          <w:spacing w:val="-6"/>
+          <w:kern w:val="2"/>
+          <w:sz w:val="21"/>
+          <w:szCs w:val="21"/>
+          <w:lang w:val="en-US" w:eastAsia="zh-CN" w:bidi="ar-SA"/>
+        </w:rPr>
+        <w:t>华为</w:t>
+      </w:r>
+      <w:r>
+        <w:rPr>
+          <w:rFonts w:hint="eastAsia" w:ascii="楷体" w:hAnsi="楷体" w:eastAsia="楷体" w:cs="楷体"/>
           <w:color w:val="auto"/>
           <w:spacing w:val="-3"/>
           <w:kern w:val="4"/>
@@ -2661,13 +2731,37 @@
           <w:szCs w:val="21"/>
           <w:lang w:val="en-US" w:eastAsia="zh-CN"/>
         </w:rPr>
-        <w:t>在大学期间长期担任通信工程2301班班长，并带领班集体获得</w:t>
-      </w:r>
-      <w:r>
-        <w:rPr>
-          <w:rFonts w:hint="eastAsia" w:ascii="楷体" w:hAnsi="楷体" w:eastAsia="楷体" w:cs="楷体"/>
-          <w:b/>
-          <w:bCs/>
+        <w:t>奖学金、东北大学校二等奖学金、东北大学校优秀学生</w:t>
+      </w:r>
+    </w:p>
+    <w:p>
+      <w:pPr>
+        <w:keepNext w:val="0"/>
+        <w:keepLines w:val="0"/>
+        <w:pageBreakBefore w:val="0"/>
+        <w:widowControl w:val="0"/>
+        <w:numPr>
+          <w:ilvl w:val="0"/>
+          <w:numId w:val="10"/>
+        </w:numPr>
+        <w:tabs>
+          <w:tab w:val="left" w:pos="960"/>
+        </w:tabs>
+        <w:kinsoku/>
+        <w:wordWrap/>
+        <w:overflowPunct/>
+        <w:topLinePunct w:val="0"/>
+        <w:autoSpaceDE/>
+        <w:autoSpaceDN/>
+        <w:bidi w:val="0"/>
+        <w:adjustRightInd/>
+        <w:snapToGrid/>
+        <w:spacing w:line="240" w:lineRule="auto"/>
+        <w:ind w:left="399" w:leftChars="0" w:hanging="399" w:firstLineChars="0"/>
+        <w:jc w:val="both"/>
+        <w:textAlignment w:val="auto"/>
+        <w:rPr>
+          <w:rFonts w:hint="eastAsia" w:ascii="楷体" w:hAnsi="楷体" w:eastAsia="楷体" w:cs="楷体"/>
           <w:color w:val="auto"/>
           <w:spacing w:val="-3"/>
           <w:kern w:val="4"/>
@@ -2675,8 +2769,7 @@
           <w:szCs w:val="21"/>
           <w:lang w:val="en-US" w:eastAsia="zh-CN"/>
         </w:rPr>
-        <w:t>校先进班集体</w:t>
-      </w:r>
+      </w:pPr>
       <w:r>
         <w:rPr>
           <w:rFonts w:hint="eastAsia" w:ascii="楷体" w:hAnsi="楷体" w:eastAsia="楷体" w:cs="楷体"/>
@@ -2687,8 +2780,36 @@
           <w:szCs w:val="21"/>
           <w:lang w:val="en-US" w:eastAsia="zh-CN"/>
         </w:rPr>
-        <w:t>等荣誉称号。</w:t>
-      </w:r>
+        <w:t>在大学期间长期担任通信工程2301班班长，并带领班集体获得</w:t>
+      </w:r>
+      <w:r>
+        <w:rPr>
+          <w:rFonts w:hint="eastAsia" w:ascii="楷体" w:hAnsi="楷体" w:eastAsia="楷体" w:cs="楷体"/>
+          <w:b/>
+          <w:bCs/>
+          <w:color w:val="auto"/>
+          <w:spacing w:val="-3"/>
+          <w:kern w:val="4"/>
+          <w:sz w:val="21"/>
+          <w:szCs w:val="21"/>
+          <w:lang w:val="en-US" w:eastAsia="zh-CN"/>
+        </w:rPr>
+        <w:t>校先进班集体</w:t>
+      </w:r>
+      <w:r>
+        <w:rPr>
+          <w:rFonts w:hint="eastAsia" w:ascii="楷体" w:hAnsi="楷体" w:eastAsia="楷体" w:cs="楷体"/>
+          <w:color w:val="auto"/>
+          <w:spacing w:val="-3"/>
+          <w:kern w:val="4"/>
+          <w:sz w:val="21"/>
+          <w:szCs w:val="21"/>
+          <w:lang w:val="en-US" w:eastAsia="zh-CN"/>
+        </w:rPr>
+        <w:t>等荣誉称号</w:t>
+      </w:r>
+      <w:bookmarkStart w:id="0" w:name="_GoBack"/>
+      <w:bookmarkEnd w:id="0"/>
     </w:p>
     <w:sectPr>
       <w:pgSz w:w="11906" w:h="16838"/>

--- a/file/CV.docx
+++ b/file/CV.docx
@@ -41,7 +41,7 @@
           <w:szCs w:val="21"/>
           <w:lang w:val="en-US" w:eastAsia="zh-CN"/>
         </w:rPr>
-        <w:t>Phone: 13333797128</w:t>
+        <w:t>Phone: 133-3379-7128</w:t>
       </w:r>
       <w:r>
         <w:rPr>
@@ -65,7 +65,7 @@
       </w:r>
       <w:r>
         <w:rPr>
-          <w:rFonts w:hint="default" w:eastAsia="华文中宋" w:cs="华文中宋" w:asciiTheme="minorAscii" w:hAnsiTheme="minorAscii"/>
+          <w:rFonts w:hint="eastAsia" w:eastAsia="华文中宋" w:cs="华文中宋" w:asciiTheme="minorAscii" w:hAnsiTheme="minorAscii"/>
           <w:b/>
           <w:bCs/>
           <w:sz w:val="21"/>
@@ -76,18 +76,18 @@
       </w:r>
       <w:r>
         <w:rPr>
-          <w:rFonts w:hint="default" w:eastAsia="华文中宋" w:cs="华文中宋" w:asciiTheme="minorAscii" w:hAnsiTheme="minorAscii"/>
-          <w:b/>
-          <w:bCs/>
-          <w:sz w:val="21"/>
-          <w:szCs w:val="21"/>
-          <w:lang w:val="en-US" w:eastAsia="zh-CN"/>
-        </w:rPr>
-        <w:instrText xml:space="preserve"> HYPERLINK "mailto:2775297866@qq.com" </w:instrText>
-      </w:r>
-      <w:r>
-        <w:rPr>
-          <w:rFonts w:hint="default" w:eastAsia="华文中宋" w:cs="华文中宋" w:asciiTheme="minorAscii" w:hAnsiTheme="minorAscii"/>
+          <w:rFonts w:hint="eastAsia" w:eastAsia="华文中宋" w:cs="华文中宋" w:asciiTheme="minorAscii" w:hAnsiTheme="minorAscii"/>
+          <w:b/>
+          <w:bCs/>
+          <w:sz w:val="21"/>
+          <w:szCs w:val="21"/>
+          <w:lang w:val="en-US" w:eastAsia="zh-CN"/>
+        </w:rPr>
+        <w:instrText xml:space="preserve"> HYPERLINK "zhuzichen_neu@163.com" </w:instrText>
+      </w:r>
+      <w:r>
+        <w:rPr>
+          <w:rFonts w:hint="eastAsia" w:eastAsia="华文中宋" w:cs="华文中宋" w:asciiTheme="minorAscii" w:hAnsiTheme="minorAscii"/>
           <w:b/>
           <w:bCs/>
           <w:sz w:val="21"/>
@@ -99,18 +99,18 @@
       <w:r>
         <w:rPr>
           <w:rStyle w:val="16"/>
-          <w:rFonts w:hint="default" w:eastAsia="华文中宋" w:cs="华文中宋" w:asciiTheme="minorAscii" w:hAnsiTheme="minorAscii"/>
-          <w:b/>
-          <w:bCs/>
-          <w:sz w:val="21"/>
-          <w:szCs w:val="21"/>
-          <w:lang w:val="en-US" w:eastAsia="zh-CN"/>
-        </w:rPr>
-        <w:t>2775297866@qq.com</w:t>
-      </w:r>
-      <w:r>
-        <w:rPr>
-          <w:rFonts w:hint="default" w:eastAsia="华文中宋" w:cs="华文中宋" w:asciiTheme="minorAscii" w:hAnsiTheme="minorAscii"/>
+          <w:rFonts w:hint="eastAsia" w:eastAsia="华文中宋" w:cs="华文中宋" w:asciiTheme="minorAscii" w:hAnsiTheme="minorAscii"/>
+          <w:b/>
+          <w:bCs/>
+          <w:sz w:val="21"/>
+          <w:szCs w:val="21"/>
+          <w:lang w:val="en-US" w:eastAsia="zh-CN"/>
+        </w:rPr>
+        <w:t>zhuzichen_neu@163.com</w:t>
+      </w:r>
+      <w:r>
+        <w:rPr>
+          <w:rFonts w:hint="eastAsia" w:eastAsia="华文中宋" w:cs="华文中宋" w:asciiTheme="minorAscii" w:hAnsiTheme="minorAscii"/>
           <w:b/>
           <w:bCs/>
           <w:sz w:val="21"/>
@@ -235,7 +235,7 @@
       </w:pPr>
       <w:r>
         <w:drawing>
-          <wp:anchor distT="0" distB="0" distL="114300" distR="114300" simplePos="0" relativeHeight="251663360" behindDoc="1" locked="0" layoutInCell="1" allowOverlap="1">
+          <wp:anchor distT="0" distB="0" distL="114300" distR="114300" simplePos="0" relativeHeight="251662336" behindDoc="1" locked="0" layoutInCell="1" allowOverlap="1">
             <wp:simplePos x="0" y="0"/>
             <wp:positionH relativeFrom="column">
               <wp:posOffset>45085</wp:posOffset>
@@ -389,93 +389,299 @@
         <w:bidi w:val="0"/>
         <w:adjustRightInd/>
         <w:snapToGrid/>
-        <w:spacing w:line="240" w:lineRule="auto"/>
+        <w:spacing w:after="157" w:afterLines="50" w:line="240" w:lineRule="auto"/>
         <w:ind w:left="420" w:leftChars="0" w:hanging="420" w:firstLineChars="0"/>
         <w:jc w:val="both"/>
         <w:textAlignment w:val="auto"/>
         <w:rPr>
-          <w:rFonts w:hint="eastAsia" w:ascii="楷体" w:hAnsi="楷体" w:eastAsia="楷体" w:cs="楷体"/>
-          <w:color w:val="auto"/>
-          <w:spacing w:val="-3"/>
-          <w:kern w:val="4"/>
-          <w:sz w:val="21"/>
-          <w:szCs w:val="21"/>
-          <w:lang w:val="en-US" w:eastAsia="zh-CN"/>
-        </w:rPr>
-      </w:pPr>
-      <w:r>
-        <w:rPr>
-          <w:rFonts w:hint="default" w:ascii="Wingdings" w:hAnsi="Wingdings" w:eastAsia="华文楷体" w:cs="华文楷体"/>
-          <w:spacing w:val="-6"/>
-          <w:kern w:val="2"/>
-          <w:sz w:val="21"/>
-          <w:szCs w:val="21"/>
-          <w:lang w:val="en-US" w:eastAsia="zh-CN" w:bidi="ar-SA"/>
-        </w:rPr>
-        <w:t></w:t>
-      </w:r>
-      <w:r>
-        <w:rPr>
-          <w:rFonts w:hint="eastAsia" w:ascii="Wingdings" w:hAnsi="Wingdings" w:eastAsia="华文楷体" w:cs="华文楷体"/>
-          <w:spacing w:val="-6"/>
-          <w:kern w:val="2"/>
-          <w:sz w:val="21"/>
-          <w:szCs w:val="21"/>
-          <w:lang w:val="en-US" w:eastAsia="zh-CN" w:bidi="ar-SA"/>
-        </w:rPr>
-        <w:t xml:space="preserve"> </w:t>
-      </w:r>
-      <w:r>
-        <w:rPr>
-          <w:rFonts w:hint="eastAsia" w:ascii="楷体" w:hAnsi="楷体" w:eastAsia="楷体" w:cs="楷体"/>
-          <w:color w:val="auto"/>
-          <w:spacing w:val="-3"/>
-          <w:kern w:val="4"/>
-          <w:sz w:val="21"/>
-          <w:szCs w:val="21"/>
-          <w:lang w:val="en-US" w:eastAsia="zh-CN"/>
-        </w:rPr>
-        <w:t>本人是</w:t>
-      </w:r>
-      <w:r>
-        <w:rPr>
-          <w:rFonts w:hint="eastAsia" w:ascii="楷体" w:hAnsi="楷体" w:eastAsia="楷体" w:cs="楷体"/>
-          <w:b/>
-          <w:bCs/>
-          <w:color w:val="auto"/>
-          <w:spacing w:val="-3"/>
-          <w:kern w:val="4"/>
-          <w:sz w:val="21"/>
-          <w:szCs w:val="21"/>
-          <w:lang w:val="en-US" w:eastAsia="zh-CN"/>
-        </w:rPr>
-        <w:t>东北大学计算机科学与工程学院通信工程专业</w:t>
-      </w:r>
-      <w:r>
-        <w:rPr>
-          <w:rFonts w:hint="eastAsia" w:ascii="楷体" w:hAnsi="楷体" w:eastAsia="楷体" w:cs="楷体"/>
-          <w:color w:val="auto"/>
-          <w:spacing w:val="-3"/>
-          <w:kern w:val="4"/>
-          <w:sz w:val="21"/>
-          <w:szCs w:val="21"/>
-          <w:lang w:val="en-US" w:eastAsia="zh-CN"/>
-        </w:rPr>
-        <w:t>的一名大三学生，政治面貌为</w:t>
-      </w:r>
-      <w:r>
-        <w:rPr>
-          <w:rFonts w:hint="eastAsia" w:ascii="楷体" w:hAnsi="楷体" w:eastAsia="楷体" w:cs="楷体"/>
-          <w:b/>
-          <w:bCs/>
-          <w:color w:val="auto"/>
-          <w:spacing w:val="-3"/>
-          <w:kern w:val="4"/>
-          <w:sz w:val="21"/>
-          <w:szCs w:val="21"/>
-          <w:lang w:val="en-US" w:eastAsia="zh-CN"/>
-        </w:rPr>
-        <w:t>预备党员</w:t>
+          <w:rFonts w:hint="eastAsia" w:ascii="华文中宋" w:hAnsi="华文中宋" w:eastAsia="华文中宋" w:cs="华文中宋"/>
+          <w:color w:val="auto"/>
+          <w:spacing w:val="-3"/>
+          <w:kern w:val="4"/>
+          <w:sz w:val="21"/>
+          <w:szCs w:val="21"/>
+          <w:lang w:val="en-US" w:eastAsia="zh-CN"/>
+        </w:rPr>
+      </w:pPr>
+      <w:r>
+        <w:rPr>
+          <w:rFonts w:hint="eastAsia" w:ascii="华文中宋" w:hAnsi="华文中宋" w:eastAsia="华文中宋" w:cs="华文中宋"/>
+          <w:b/>
+          <w:bCs/>
+          <w:color w:val="auto"/>
+          <w:spacing w:val="-3"/>
+          <w:kern w:val="4"/>
+          <w:sz w:val="21"/>
+          <w:szCs w:val="21"/>
+          <w:lang w:val="en-US" w:eastAsia="zh-CN"/>
+        </w:rPr>
+        <w:t>东北大学</w:t>
+      </w:r>
+      <w:r>
+        <w:rPr>
+          <w:rFonts w:hint="eastAsia" w:ascii="华文中宋" w:hAnsi="华文中宋" w:eastAsia="华文中宋" w:cs="华文中宋"/>
+          <w:b/>
+          <w:bCs/>
+          <w:color w:val="auto"/>
+          <w:spacing w:val="-3"/>
+          <w:kern w:val="4"/>
+          <w:sz w:val="21"/>
+          <w:szCs w:val="21"/>
+          <w:lang w:val="en-US" w:eastAsia="zh-CN"/>
+        </w:rPr>
+        <w:tab/>
+      </w:r>
+      <w:r>
+        <w:rPr>
+          <w:rFonts w:hint="eastAsia" w:ascii="华文中宋" w:hAnsi="华文中宋" w:eastAsia="华文中宋" w:cs="华文中宋"/>
+          <w:b/>
+          <w:bCs/>
+          <w:color w:val="auto"/>
+          <w:spacing w:val="-3"/>
+          <w:kern w:val="4"/>
+          <w:sz w:val="21"/>
+          <w:szCs w:val="21"/>
+          <w:lang w:val="en-US" w:eastAsia="zh-CN"/>
+        </w:rPr>
+        <w:tab/>
+      </w:r>
+      <w:r>
+        <w:rPr>
+          <w:rFonts w:hint="eastAsia" w:ascii="华文中宋" w:hAnsi="华文中宋" w:eastAsia="华文中宋" w:cs="华文中宋"/>
+          <w:b/>
+          <w:bCs/>
+          <w:color w:val="auto"/>
+          <w:spacing w:val="-3"/>
+          <w:kern w:val="4"/>
+          <w:sz w:val="21"/>
+          <w:szCs w:val="21"/>
+          <w:lang w:val="en-US" w:eastAsia="zh-CN"/>
+        </w:rPr>
+        <w:tab/>
+      </w:r>
+      <w:r>
+        <w:rPr>
+          <w:rFonts w:hint="eastAsia" w:ascii="华文中宋" w:hAnsi="华文中宋" w:eastAsia="华文中宋" w:cs="华文中宋"/>
+          <w:b/>
+          <w:bCs/>
+          <w:color w:val="auto"/>
+          <w:spacing w:val="-3"/>
+          <w:kern w:val="4"/>
+          <w:sz w:val="21"/>
+          <w:szCs w:val="21"/>
+          <w:lang w:val="en-US" w:eastAsia="zh-CN"/>
+        </w:rPr>
+        <w:tab/>
+      </w:r>
+      <w:r>
+        <w:rPr>
+          <w:rFonts w:hint="eastAsia" w:ascii="华文中宋" w:hAnsi="华文中宋" w:eastAsia="华文中宋" w:cs="华文中宋"/>
+          <w:b/>
+          <w:bCs/>
+          <w:color w:val="auto"/>
+          <w:spacing w:val="-3"/>
+          <w:kern w:val="4"/>
+          <w:sz w:val="21"/>
+          <w:szCs w:val="21"/>
+          <w:lang w:val="en-US" w:eastAsia="zh-CN"/>
+        </w:rPr>
+        <w:tab/>
+      </w:r>
+      <w:r>
+        <w:rPr>
+          <w:rFonts w:hint="eastAsia" w:ascii="华文中宋" w:hAnsi="华文中宋" w:eastAsia="华文中宋" w:cs="华文中宋"/>
+          <w:b/>
+          <w:bCs/>
+          <w:color w:val="auto"/>
+          <w:spacing w:val="-3"/>
+          <w:kern w:val="4"/>
+          <w:sz w:val="21"/>
+          <w:szCs w:val="21"/>
+          <w:lang w:val="en-US" w:eastAsia="zh-CN"/>
+        </w:rPr>
+        <w:t>计算机科学与工程学院</w:t>
+      </w:r>
+      <w:r>
+        <w:rPr>
+          <w:rFonts w:hint="eastAsia" w:ascii="华文中宋" w:hAnsi="华文中宋" w:eastAsia="华文中宋" w:cs="华文中宋"/>
+          <w:b/>
+          <w:bCs/>
+          <w:color w:val="auto"/>
+          <w:spacing w:val="-3"/>
+          <w:kern w:val="4"/>
+          <w:sz w:val="21"/>
+          <w:szCs w:val="21"/>
+          <w:lang w:val="en-US" w:eastAsia="zh-CN"/>
+        </w:rPr>
+        <w:tab/>
+      </w:r>
+      <w:r>
+        <w:rPr>
+          <w:rFonts w:hint="eastAsia" w:ascii="华文中宋" w:hAnsi="华文中宋" w:eastAsia="华文中宋" w:cs="华文中宋"/>
+          <w:b/>
+          <w:bCs/>
+          <w:color w:val="auto"/>
+          <w:spacing w:val="-3"/>
+          <w:kern w:val="4"/>
+          <w:sz w:val="21"/>
+          <w:szCs w:val="21"/>
+          <w:lang w:val="en-US" w:eastAsia="zh-CN"/>
+        </w:rPr>
+        <w:tab/>
+      </w:r>
+      <w:r>
+        <w:rPr>
+          <w:rFonts w:hint="eastAsia" w:ascii="华文中宋" w:hAnsi="华文中宋" w:eastAsia="华文中宋" w:cs="华文中宋"/>
+          <w:b/>
+          <w:bCs/>
+          <w:color w:val="auto"/>
+          <w:spacing w:val="-3"/>
+          <w:kern w:val="4"/>
+          <w:sz w:val="21"/>
+          <w:szCs w:val="21"/>
+          <w:lang w:val="en-US" w:eastAsia="zh-CN"/>
+        </w:rPr>
+        <w:tab/>
+      </w:r>
+      <w:r>
+        <w:rPr>
+          <w:rFonts w:hint="eastAsia" w:ascii="华文中宋" w:hAnsi="华文中宋" w:eastAsia="华文中宋" w:cs="华文中宋"/>
+          <w:b/>
+          <w:bCs/>
+          <w:color w:val="auto"/>
+          <w:spacing w:val="-3"/>
+          <w:kern w:val="4"/>
+          <w:sz w:val="21"/>
+          <w:szCs w:val="21"/>
+          <w:lang w:val="en-US" w:eastAsia="zh-CN"/>
+        </w:rPr>
+        <w:tab/>
+      </w:r>
+      <w:r>
+        <w:rPr>
+          <w:rFonts w:hint="eastAsia" w:ascii="华文中宋" w:hAnsi="华文中宋" w:eastAsia="华文中宋" w:cs="华文中宋"/>
+          <w:b/>
+          <w:bCs/>
+          <w:color w:val="auto"/>
+          <w:spacing w:val="-3"/>
+          <w:kern w:val="4"/>
+          <w:sz w:val="21"/>
+          <w:szCs w:val="21"/>
+          <w:lang w:val="en-US" w:eastAsia="zh-CN"/>
+        </w:rPr>
+        <w:tab/>
+      </w:r>
+      <w:r>
+        <w:rPr>
+          <w:rFonts w:hint="eastAsia" w:ascii="华文中宋" w:hAnsi="华文中宋" w:eastAsia="华文中宋" w:cs="华文中宋"/>
+          <w:b/>
+          <w:bCs/>
+          <w:color w:val="auto"/>
+          <w:spacing w:val="-3"/>
+          <w:kern w:val="4"/>
+          <w:sz w:val="21"/>
+          <w:szCs w:val="21"/>
+          <w:lang w:val="en-US" w:eastAsia="zh-CN"/>
+        </w:rPr>
+        <w:t>通信工程</w:t>
+      </w:r>
+      <w:r>
+        <w:rPr>
+          <w:rFonts w:hint="eastAsia" w:ascii="华文中宋" w:hAnsi="华文中宋" w:eastAsia="华文中宋" w:cs="华文中宋"/>
+          <w:b/>
+          <w:bCs/>
+          <w:color w:val="auto"/>
+          <w:spacing w:val="-3"/>
+          <w:kern w:val="4"/>
+          <w:sz w:val="21"/>
+          <w:szCs w:val="21"/>
+          <w:lang w:val="en-US" w:eastAsia="zh-CN"/>
+        </w:rPr>
+        <w:tab/>
+      </w:r>
+      <w:r>
+        <w:rPr>
+          <w:rFonts w:hint="eastAsia" w:ascii="华文中宋" w:hAnsi="华文中宋" w:eastAsia="华文中宋" w:cs="华文中宋"/>
+          <w:b/>
+          <w:bCs/>
+          <w:color w:val="auto"/>
+          <w:spacing w:val="-3"/>
+          <w:kern w:val="4"/>
+          <w:sz w:val="21"/>
+          <w:szCs w:val="21"/>
+          <w:lang w:val="en-US" w:eastAsia="zh-CN"/>
+        </w:rPr>
+        <w:tab/>
+      </w:r>
+      <w:r>
+        <w:rPr>
+          <w:rFonts w:hint="eastAsia" w:ascii="华文中宋" w:hAnsi="华文中宋" w:eastAsia="华文中宋" w:cs="华文中宋"/>
+          <w:b/>
+          <w:bCs/>
+          <w:color w:val="auto"/>
+          <w:spacing w:val="-3"/>
+          <w:kern w:val="4"/>
+          <w:sz w:val="21"/>
+          <w:szCs w:val="21"/>
+          <w:lang w:val="en-US" w:eastAsia="zh-CN"/>
+        </w:rPr>
+        <w:tab/>
+      </w:r>
+      <w:r>
+        <w:rPr>
+          <w:rFonts w:hint="eastAsia" w:ascii="华文中宋" w:hAnsi="华文中宋" w:eastAsia="华文中宋" w:cs="华文中宋"/>
+          <w:b/>
+          <w:bCs/>
+          <w:color w:val="auto"/>
+          <w:spacing w:val="-3"/>
+          <w:kern w:val="4"/>
+          <w:sz w:val="21"/>
+          <w:szCs w:val="21"/>
+          <w:lang w:val="en-US" w:eastAsia="zh-CN"/>
+        </w:rPr>
+        <w:tab/>
+      </w:r>
+      <w:r>
+        <w:rPr>
+          <w:rFonts w:hint="eastAsia" w:ascii="华文中宋" w:hAnsi="华文中宋" w:eastAsia="华文中宋" w:cs="华文中宋"/>
+          <w:b/>
+          <w:bCs/>
+          <w:color w:val="auto"/>
+          <w:spacing w:val="-3"/>
+          <w:kern w:val="4"/>
+          <w:sz w:val="21"/>
+          <w:szCs w:val="21"/>
+          <w:lang w:val="en-US" w:eastAsia="zh-CN"/>
+        </w:rPr>
+        <w:tab/>
+      </w:r>
+      <w:r>
+        <w:rPr>
+          <w:rFonts w:hint="eastAsia" w:ascii="华文中宋" w:hAnsi="华文中宋" w:eastAsia="华文中宋" w:cs="华文中宋"/>
+          <w:b/>
+          <w:bCs/>
+          <w:color w:val="auto"/>
+          <w:spacing w:val="-3"/>
+          <w:kern w:val="4"/>
+          <w:sz w:val="21"/>
+          <w:szCs w:val="21"/>
+          <w:lang w:val="en-US" w:eastAsia="zh-CN"/>
+        </w:rPr>
+        <w:tab/>
+      </w:r>
+      <w:r>
+        <w:rPr>
+          <w:rFonts w:hint="eastAsia" w:ascii="华文中宋" w:hAnsi="华文中宋" w:eastAsia="华文中宋" w:cs="华文中宋"/>
+          <w:b/>
+          <w:bCs/>
+          <w:color w:val="auto"/>
+          <w:spacing w:val="-3"/>
+          <w:kern w:val="4"/>
+          <w:sz w:val="21"/>
+          <w:szCs w:val="21"/>
+          <w:lang w:val="en-US" w:eastAsia="zh-CN"/>
+        </w:rPr>
+        <w:t>2023-至今</w:t>
       </w:r>
     </w:p>
     <w:p>
@@ -516,81 +722,45 @@
       </w:pPr>
       <w:r>
         <w:rPr>
-          <w:rFonts w:hint="default" w:eastAsia="楷体" w:cs="楷体" w:asciiTheme="minorAscii" w:hAnsiTheme="minorAscii"/>
-          <w:b/>
-          <w:bCs/>
-          <w:color w:val="auto"/>
-          <w:spacing w:val="-3"/>
-          <w:kern w:val="4"/>
-          <w:sz w:val="21"/>
-          <w:szCs w:val="21"/>
-          <w:lang w:val="en-US" w:eastAsia="zh-CN" w:bidi="ar-SA"/>
-        </w:rPr>
-        <w:t>GPA</w:t>
-      </w:r>
-      <w:r>
-        <w:rPr>
-          <w:rFonts w:hint="eastAsia" w:ascii="楷体" w:hAnsi="楷体" w:eastAsia="楷体" w:cs="楷体"/>
-          <w:color w:val="auto"/>
-          <w:spacing w:val="-3"/>
-          <w:kern w:val="4"/>
-          <w:sz w:val="21"/>
-          <w:szCs w:val="21"/>
-          <w:lang w:val="en-US" w:eastAsia="zh-CN" w:bidi="ar-SA"/>
-        </w:rPr>
-        <w:t xml:space="preserve"> 3.89/</w:t>
-      </w:r>
-      <w:r>
-        <w:rPr>
-          <w:rFonts w:hint="eastAsia" w:ascii="楷体" w:hAnsi="楷体" w:eastAsia="楷体" w:cs="楷体"/>
-          <w:b w:val="0"/>
-          <w:bCs w:val="0"/>
-          <w:color w:val="auto"/>
-          <w:spacing w:val="-3"/>
-          <w:kern w:val="4"/>
-          <w:sz w:val="21"/>
-          <w:szCs w:val="21"/>
-          <w:lang w:val="en-US" w:eastAsia="zh-CN" w:bidi="ar-SA"/>
-        </w:rPr>
-        <w:t>5</w:t>
-      </w:r>
-      <w:r>
-        <w:rPr>
-          <w:rFonts w:hint="eastAsia" w:ascii="楷体" w:hAnsi="楷体" w:eastAsia="楷体" w:cs="楷体"/>
-          <w:color w:val="auto"/>
-          <w:spacing w:val="-3"/>
-          <w:kern w:val="4"/>
-          <w:sz w:val="21"/>
-          <w:szCs w:val="21"/>
-          <w:lang w:val="en-US" w:eastAsia="zh-CN" w:bidi="ar-SA"/>
-        </w:rPr>
-        <w:t>.0，</w:t>
-      </w:r>
-      <w:r>
-        <w:rPr>
-          <w:rFonts w:hint="default" w:eastAsia="楷体" w:cs="楷体" w:asciiTheme="minorAscii" w:hAnsiTheme="minorAscii"/>
-          <w:b/>
-          <w:bCs/>
-          <w:color w:val="auto"/>
-          <w:spacing w:val="-3"/>
-          <w:kern w:val="4"/>
-          <w:sz w:val="21"/>
-          <w:szCs w:val="21"/>
-          <w:lang w:val="en-US" w:eastAsia="zh-CN" w:bidi="ar-SA"/>
-        </w:rPr>
-        <w:t>rank</w:t>
-      </w:r>
-      <w:r>
-        <w:rPr>
-          <w:rFonts w:hint="eastAsia" w:ascii="楷体" w:hAnsi="楷体" w:eastAsia="楷体" w:cs="楷体"/>
-          <w:color w:val="auto"/>
-          <w:spacing w:val="-3"/>
-          <w:kern w:val="4"/>
-          <w:sz w:val="21"/>
-          <w:szCs w:val="21"/>
-          <w:lang w:val="en-US" w:eastAsia="zh-CN" w:bidi="ar-SA"/>
-        </w:rPr>
-        <w:t xml:space="preserve"> 5/93（5.38%）</w:t>
+          <w:rFonts w:hint="eastAsia" w:ascii="楷体" w:hAnsi="楷体" w:eastAsia="楷体" w:cs="楷体"/>
+          <w:b/>
+          <w:bCs/>
+          <w:color w:val="auto"/>
+          <w:spacing w:val="-3"/>
+          <w:kern w:val="4"/>
+          <w:sz w:val="21"/>
+          <w:szCs w:val="21"/>
+          <w:lang w:val="en-US" w:eastAsia="zh-CN" w:bidi="ar-SA"/>
+        </w:rPr>
+        <w:t xml:space="preserve">加权平均学分绩点：3.94 / 5.0；  </w:t>
+      </w:r>
+      <w:r>
+        <w:rPr>
+          <w:rFonts w:hint="eastAsia" w:eastAsia="楷体" w:cs="楷体" w:asciiTheme="minorAscii" w:hAnsiTheme="minorAscii"/>
+          <w:b/>
+          <w:bCs/>
+          <w:color w:val="auto"/>
+          <w:spacing w:val="-3"/>
+          <w:kern w:val="4"/>
+          <w:sz w:val="21"/>
+          <w:szCs w:val="21"/>
+          <w:lang w:val="en-US" w:eastAsia="zh-CN" w:bidi="ar-SA"/>
+        </w:rPr>
+        <w:t>专业排名：</w:t>
+      </w:r>
+      <w:r>
+        <w:rPr>
+          <w:rFonts w:hint="eastAsia" w:ascii="楷体" w:hAnsi="楷体" w:eastAsia="楷体" w:cs="楷体"/>
+          <w:b/>
+          <w:bCs/>
+          <w:color w:val="auto"/>
+          <w:spacing w:val="-3"/>
+          <w:kern w:val="4"/>
+          <w:sz w:val="21"/>
+          <w:szCs w:val="21"/>
+          <w:lang w:val="en-US" w:eastAsia="zh-CN" w:bidi="ar-SA"/>
+        </w:rPr>
+        <w:t>5 / 93（5.38%）</w:t>
       </w:r>
     </w:p>
     <w:p>
@@ -639,7 +809,70 @@
           <w:szCs w:val="21"/>
           <w:lang w:val="en-US" w:eastAsia="zh-CN" w:bidi="ar-SA"/>
         </w:rPr>
-        <w:t>大学学英语四六级均已通过</w:t>
+        <w:t>CET-6：463</w:t>
+      </w:r>
+    </w:p>
+    <w:p>
+      <w:pPr>
+        <w:keepNext w:val="0"/>
+        <w:keepLines w:val="0"/>
+        <w:pageBreakBefore w:val="0"/>
+        <w:widowControl w:val="0"/>
+        <w:numPr>
+          <w:ilvl w:val="0"/>
+          <w:numId w:val="2"/>
+        </w:numPr>
+        <w:tabs>
+          <w:tab w:val="left" w:pos="960"/>
+        </w:tabs>
+        <w:kinsoku/>
+        <w:wordWrap/>
+        <w:overflowPunct/>
+        <w:topLinePunct w:val="0"/>
+        <w:autoSpaceDE/>
+        <w:autoSpaceDN/>
+        <w:bidi w:val="0"/>
+        <w:adjustRightInd/>
+        <w:snapToGrid/>
+        <w:spacing w:line="240" w:lineRule="auto"/>
+        <w:ind w:left="420" w:leftChars="0" w:hanging="420" w:firstLineChars="0"/>
+        <w:jc w:val="both"/>
+        <w:textAlignment w:val="auto"/>
+        <w:rPr>
+          <w:rFonts w:hint="eastAsia" w:ascii="楷体" w:hAnsi="楷体" w:eastAsia="楷体" w:cs="楷体"/>
+          <w:color w:val="auto"/>
+          <w:spacing w:val="-3"/>
+          <w:kern w:val="4"/>
+          <w:sz w:val="21"/>
+          <w:szCs w:val="21"/>
+          <w:lang w:val="en-US" w:eastAsia="zh-CN" w:bidi="ar-SA"/>
+        </w:rPr>
+      </w:pPr>
+      <w:r>
+        <w:rPr>
+          <w:rFonts w:hint="eastAsia" w:ascii="楷体" w:hAnsi="楷体" w:eastAsia="楷体" w:cs="楷体"/>
+          <w:b/>
+          <w:bCs/>
+          <w:color w:val="auto"/>
+          <w:spacing w:val="-3"/>
+          <w:kern w:val="4"/>
+          <w:sz w:val="21"/>
+          <w:szCs w:val="21"/>
+          <w:lang w:val="en-US" w:eastAsia="zh-CN" w:bidi="ar-SA"/>
+        </w:rPr>
+        <w:t>政治面貌：</w:t>
+      </w:r>
+      <w:r>
+        <w:rPr>
+          <w:rFonts w:hint="eastAsia" w:ascii="楷体" w:hAnsi="楷体" w:eastAsia="楷体" w:cs="楷体"/>
+          <w:color w:val="auto"/>
+          <w:spacing w:val="-3"/>
+          <w:kern w:val="4"/>
+          <w:sz w:val="21"/>
+          <w:szCs w:val="21"/>
+          <w:lang w:val="en-US" w:eastAsia="zh-CN" w:bidi="ar-SA"/>
+        </w:rPr>
+        <w:t>预备党员</w:t>
       </w:r>
     </w:p>
     <w:p>
@@ -681,14 +914,28 @@
       <w:r>
         <w:rPr>
           <w:rFonts w:hint="eastAsia" w:ascii="楷体" w:hAnsi="楷体" w:eastAsia="楷体" w:cs="楷体"/>
-          <w:color w:val="auto"/>
-          <w:spacing w:val="-3"/>
-          <w:kern w:val="4"/>
-          <w:sz w:val="21"/>
-          <w:szCs w:val="21"/>
-          <w:lang w:val="en-US" w:eastAsia="zh-CN" w:bidi="ar-SA"/>
-        </w:rPr>
-        <w:t>核心课程：线性代数(95)、概率论与数理统计(95)、电磁场与电磁波(95)、C语言程序设计基础(96)等</w:t>
+          <w:b/>
+          <w:bCs/>
+          <w:color w:val="auto"/>
+          <w:spacing w:val="-3"/>
+          <w:kern w:val="4"/>
+          <w:sz w:val="21"/>
+          <w:szCs w:val="21"/>
+          <w:lang w:val="en-US" w:eastAsia="zh-CN" w:bidi="ar-SA"/>
+        </w:rPr>
+        <w:t>核心课程：</w:t>
+      </w:r>
+      <w:r>
+        <w:rPr>
+          <w:rFonts w:hint="eastAsia" w:ascii="楷体" w:hAnsi="楷体" w:eastAsia="楷体" w:cs="楷体"/>
+          <w:color w:val="auto"/>
+          <w:spacing w:val="-3"/>
+          <w:kern w:val="4"/>
+          <w:sz w:val="21"/>
+          <w:szCs w:val="21"/>
+          <w:lang w:val="en-US" w:eastAsia="zh-CN" w:bidi="ar-SA"/>
+        </w:rPr>
+        <w:t>线性代数(95)、概率论与数理统计(95)、电磁场与电磁波(95)、C语言程序设计基础(96)等</w:t>
       </w:r>
     </w:p>
     <w:p>
@@ -729,18 +976,18 @@
       </w:pPr>
       <w:r>
         <w:drawing>
-          <wp:anchor distT="0" distB="0" distL="114300" distR="114300" simplePos="0" relativeHeight="251663360" behindDoc="1" locked="0" layoutInCell="1" allowOverlap="1">
+          <wp:anchor distT="0" distB="0" distL="114300" distR="114300" simplePos="0" relativeHeight="251664384" behindDoc="1" locked="0" layoutInCell="1" allowOverlap="1">
             <wp:simplePos x="0" y="0"/>
             <wp:positionH relativeFrom="column">
-              <wp:posOffset>59690</wp:posOffset>
+              <wp:posOffset>40005</wp:posOffset>
             </wp:positionH>
             <wp:positionV relativeFrom="paragraph">
-              <wp:posOffset>131445</wp:posOffset>
+              <wp:posOffset>122555</wp:posOffset>
             </wp:positionV>
-            <wp:extent cx="342900" cy="301625"/>
-            <wp:effectExtent l="0" t="0" r="0" b="3175"/>
+            <wp:extent cx="355600" cy="323850"/>
+            <wp:effectExtent l="0" t="0" r="0" b="6350"/>
             <wp:wrapNone/>
-            <wp:docPr id="7" name="图片 2"/>
+            <wp:docPr id="5" name="图片 4"/>
             <wp:cNvGraphicFramePr>
               <a:graphicFrameLocks xmlns:a="http://schemas.openxmlformats.org/drawingml/2006/main" noChangeAspect="1"/>
             </wp:cNvGraphicFramePr>
@@ -748,7 +995,7 @@
               <a:graphicData uri="http://schemas.openxmlformats.org/drawingml/2006/picture">
                 <pic:pic xmlns:pic="http://schemas.openxmlformats.org/drawingml/2006/picture">
                   <pic:nvPicPr>
-                    <pic:cNvPr id="7" name="图片 2"/>
+                    <pic:cNvPr id="5" name="图片 4"/>
                     <pic:cNvPicPr>
                       <a:picLocks noChangeAspect="1"/>
                     </pic:cNvPicPr>
@@ -762,7 +1009,7 @@
                   <pic:spPr>
                     <a:xfrm>
                       <a:off x="0" y="0"/>
-                      <a:ext cx="342900" cy="301625"/>
+                      <a:ext cx="355600" cy="323850"/>
                     </a:xfrm>
                     <a:prstGeom prst="rect">
                       <a:avLst/>
@@ -780,14 +1027,23 @@
       </w:r>
       <w:r>
         <w:rPr>
-          <w:color w:val="0000FF"/>
+          <w:rFonts w:hint="eastAsia" w:ascii="华文楷体" w:hAnsi="华文楷体" w:eastAsia="华文楷体" w:cs="华文楷体"/>
+          <w:b/>
+          <w:bCs/>
+          <w:color w:val="4874CB" w:themeColor="accent1"/>
           <w:sz w:val="32"/>
           <w:szCs w:val="32"/>
+          <w:lang w:val="en-US" w:eastAsia="zh-CN"/>
+          <w14:textFill>
+            <w14:solidFill>
+              <w14:schemeClr w14:val="accent1"/>
+            </w14:solidFill>
+          </w14:textFill>
         </w:rPr>
         <mc:AlternateContent>
           <mc:Choice Requires="wps">
             <w:drawing>
-              <wp:anchor distT="0" distB="0" distL="114300" distR="114300" simplePos="0" relativeHeight="251660288" behindDoc="0" locked="0" layoutInCell="1" allowOverlap="1">
+              <wp:anchor distT="0" distB="0" distL="114300" distR="114300" simplePos="0" relativeHeight="251663360" behindDoc="0" locked="0" layoutInCell="1" allowOverlap="1">
                 <wp:simplePos x="0" y="0"/>
                 <wp:positionH relativeFrom="column">
                   <wp:posOffset>1905</wp:posOffset>
@@ -798,7 +1054,7 @@
                 <wp:extent cx="6616700" cy="6350"/>
                 <wp:effectExtent l="0" t="0" r="0" b="0"/>
                 <wp:wrapNone/>
-                <wp:docPr id="2" name="直接连接符 2"/>
+                <wp:docPr id="10" name="直接连接符 10"/>
                 <wp:cNvGraphicFramePr/>
                 <a:graphic xmlns:a="http://schemas.openxmlformats.org/drawingml/2006/main">
                   <a:graphicData uri="http://schemas.microsoft.com/office/word/2010/wordprocessingShape">
@@ -836,7 +1092,7 @@
           </mc:Choice>
           <mc:Fallback>
             <w:pict>
-              <v:line id="_x0000_s1026" o:spid="_x0000_s1026" o:spt="20" style="position:absolute;left:0pt;margin-left:0.15pt;margin-top:34.8pt;height:0.5pt;width:521pt;z-index:251660288;mso-width-relative:page;mso-height-relative:page;" filled="f" stroked="t" coordsize="21600,21600" o:gfxdata="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">
+              <v:line id="_x0000_s1026" o:spid="_x0000_s1026" o:spt="20" style="position:absolute;left:0pt;margin-left:0.15pt;margin-top:34.8pt;height:0.5pt;width:521pt;z-index:251663360;mso-width-relative:page;mso-height-relative:page;" filled="f" stroked="t" coordsize="21600,21600" o:gfxdata="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">
                 <v:fill on="f" focussize="0,0"/>
                 <v:stroke weight="1pt" color="#4874CB [3204]" miterlimit="8" joinstyle="miter"/>
                 <v:imagedata o:title=""/>
@@ -891,6 +1147,13 @@
           <w:ilvl w:val="0"/>
           <w:numId w:val="4"/>
         </w:numPr>
+        <w:tabs>
+          <w:tab w:val="left" w:pos="960"/>
+          <w:tab w:val="left" w:pos="5040"/>
+          <w:tab w:val="left" w:pos="5760"/>
+          <w:tab w:val="left" w:pos="7920"/>
+          <w:tab w:val="left" w:pos="9360"/>
+        </w:tabs>
         <w:kinsoku/>
         <w:wordWrap/>
         <w:overflowPunct/>
@@ -901,56 +1164,125 @@
         <w:adjustRightInd/>
         <w:snapToGrid/>
         <w:spacing w:line="240" w:lineRule="auto"/>
-        <w:ind w:left="420" w:leftChars="0" w:hanging="420" w:firstLineChars="0"/>
+        <w:ind w:left="399" w:leftChars="0" w:hanging="399" w:firstLineChars="0"/>
         <w:jc w:val="both"/>
         <w:textAlignment w:val="auto"/>
         <w:rPr>
-          <w:rFonts w:hint="eastAsia" w:ascii="楷体" w:hAnsi="楷体" w:eastAsia="楷体" w:cs="楷体"/>
-          <w:color w:val="auto"/>
-          <w:spacing w:val="-3"/>
-          <w:kern w:val="4"/>
-          <w:sz w:val="21"/>
-          <w:szCs w:val="21"/>
-          <w:lang w:val="en-US" w:eastAsia="zh-CN"/>
-        </w:rPr>
-      </w:pPr>
-      <w:r>
-        <w:rPr>
-          <w:rFonts w:hint="eastAsia" w:ascii="楷体" w:hAnsi="楷体" w:eastAsia="楷体" w:cs="楷体"/>
-          <w:color w:val="auto"/>
-          <w:spacing w:val="-3"/>
-          <w:kern w:val="4"/>
-          <w:sz w:val="21"/>
-          <w:szCs w:val="21"/>
-          <w:lang w:val="en-US" w:eastAsia="zh-CN"/>
-        </w:rPr>
-        <w:t>主持</w:t>
-      </w:r>
-      <w:r>
-        <w:rPr>
-          <w:rFonts w:hint="eastAsia" w:ascii="楷体" w:hAnsi="楷体" w:eastAsia="楷体" w:cs="楷体"/>
-          <w:b/>
-          <w:bCs/>
-          <w:color w:val="auto"/>
-          <w:spacing w:val="-3"/>
-          <w:kern w:val="4"/>
-          <w:sz w:val="21"/>
-          <w:szCs w:val="21"/>
-          <w:lang w:val="en-US" w:eastAsia="zh-CN"/>
-        </w:rPr>
-        <w:t>国家级大学生创新训练计划项目</w:t>
-      </w:r>
-      <w:r>
-        <w:rPr>
-          <w:rFonts w:hint="eastAsia" w:ascii="楷体" w:hAnsi="楷体" w:eastAsia="楷体" w:cs="楷体"/>
-          <w:color w:val="auto"/>
-          <w:spacing w:val="-3"/>
-          <w:kern w:val="4"/>
-          <w:sz w:val="21"/>
-          <w:szCs w:val="21"/>
-          <w:lang w:val="en-US" w:eastAsia="zh-CN"/>
-        </w:rPr>
-        <w:t>(2024)，设计结合生成式AI的多模态智能双臂机器人。</w:t>
+          <w:rFonts w:hint="eastAsia" w:ascii="华文中宋" w:hAnsi="华文中宋" w:eastAsia="华文中宋" w:cs="华文中宋"/>
+          <w:b w:val="0"/>
+          <w:bCs w:val="0"/>
+          <w:spacing w:val="-6"/>
+          <w:kern w:val="2"/>
+          <w:sz w:val="21"/>
+          <w:szCs w:val="21"/>
+          <w:lang w:val="en-US" w:eastAsia="zh-CN" w:bidi="ar-SA"/>
+        </w:rPr>
+      </w:pPr>
+      <w:r>
+        <w:rPr>
+          <w:rFonts w:hint="eastAsia" w:ascii="华文中宋" w:hAnsi="华文中宋" w:eastAsia="华文中宋" w:cs="华文中宋"/>
+          <w:b/>
+          <w:bCs/>
+          <w:spacing w:val="0"/>
+          <w:kern w:val="2"/>
+          <w:sz w:val="21"/>
+          <w:szCs w:val="21"/>
+          <w:lang w:val="en-US" w:eastAsia="zh-CN" w:bidi="ar-SA"/>
+        </w:rPr>
+        <w:t>主持国家级大学生创新训练计划项目(2024)</w:t>
+      </w:r>
+      <w:r>
+        <w:rPr>
+          <w:rFonts w:hint="eastAsia" w:ascii="华文中宋" w:hAnsi="华文中宋" w:eastAsia="华文中宋" w:cs="华文中宋"/>
+          <w:b/>
+          <w:bCs/>
+          <w:spacing w:val="0"/>
+          <w:kern w:val="2"/>
+          <w:sz w:val="21"/>
+          <w:szCs w:val="21"/>
+          <w:lang w:val="en-US" w:eastAsia="zh-CN" w:bidi="ar-SA"/>
+        </w:rPr>
+        <w:tab/>
+      </w:r>
+      <w:r>
+        <w:rPr>
+          <w:rFonts w:hint="eastAsia" w:ascii="华文中宋" w:hAnsi="华文中宋" w:eastAsia="华文中宋" w:cs="华文中宋"/>
+          <w:b/>
+          <w:bCs/>
+          <w:spacing w:val="-6"/>
+          <w:kern w:val="2"/>
+          <w:sz w:val="21"/>
+          <w:szCs w:val="21"/>
+          <w:lang w:val="en-US" w:eastAsia="zh-CN" w:bidi="ar-SA"/>
+        </w:rPr>
+        <w:t xml:space="preserve">  </w:t>
+      </w:r>
+      <w:r>
+        <w:rPr>
+          <w:rFonts w:hint="eastAsia" w:ascii="华文中宋" w:hAnsi="华文中宋" w:eastAsia="华文中宋" w:cs="华文中宋"/>
+          <w:b/>
+          <w:bCs/>
+          <w:spacing w:val="-6"/>
+          <w:kern w:val="2"/>
+          <w:sz w:val="21"/>
+          <w:szCs w:val="21"/>
+          <w:lang w:val="en-US" w:eastAsia="zh-CN" w:bidi="ar-SA"/>
+        </w:rPr>
+        <w:tab/>
+      </w:r>
+      <w:r>
+        <w:rPr>
+          <w:rFonts w:hint="eastAsia" w:ascii="华文中宋" w:hAnsi="华文中宋" w:eastAsia="华文中宋" w:cs="华文中宋"/>
+          <w:b/>
+          <w:bCs/>
+          <w:spacing w:val="0"/>
+          <w:kern w:val="2"/>
+          <w:sz w:val="21"/>
+          <w:szCs w:val="21"/>
+          <w:lang w:val="en-US" w:eastAsia="zh-CN" w:bidi="ar-SA"/>
+        </w:rPr>
+        <w:t>核心成员</w:t>
+      </w:r>
+      <w:r>
+        <w:rPr>
+          <w:rFonts w:hint="eastAsia" w:ascii="华文中宋" w:hAnsi="华文中宋" w:eastAsia="华文中宋" w:cs="华文中宋"/>
+          <w:b/>
+          <w:bCs/>
+          <w:spacing w:val="-6"/>
+          <w:kern w:val="2"/>
+          <w:sz w:val="21"/>
+          <w:szCs w:val="21"/>
+          <w:lang w:val="en-US" w:eastAsia="zh-CN" w:bidi="ar-SA"/>
+        </w:rPr>
+        <w:tab/>
+      </w:r>
+      <w:r>
+        <w:rPr>
+          <w:rFonts w:hint="eastAsia" w:ascii="华文中宋" w:hAnsi="华文中宋" w:eastAsia="华文中宋" w:cs="华文中宋"/>
+          <w:b/>
+          <w:bCs/>
+          <w:spacing w:val="-6"/>
+          <w:kern w:val="2"/>
+          <w:sz w:val="21"/>
+          <w:szCs w:val="21"/>
+          <w:lang w:val="en-US" w:eastAsia="zh-CN" w:bidi="ar-SA"/>
+        </w:rPr>
+        <w:tab/>
+      </w:r>
+      <w:r>
+        <w:rPr>
+          <w:rFonts w:hint="eastAsia" w:ascii="楷体" w:hAnsi="楷体" w:eastAsia="楷体" w:cs="楷体"/>
+          <w:b/>
+          <w:bCs/>
+          <w:i/>
+          <w:iCs/>
+          <w:spacing w:val="-6"/>
+          <w:kern w:val="2"/>
+          <w:sz w:val="21"/>
+          <w:szCs w:val="21"/>
+          <w:lang w:val="en-US" w:eastAsia="zh-CN" w:bidi="ar-SA"/>
+        </w:rPr>
+        <w:t>2024.11</w:t>
       </w:r>
     </w:p>
     <w:p>
@@ -1008,7 +1340,7 @@
           <w:szCs w:val="21"/>
           <w:lang w:val="en-US" w:eastAsia="zh-CN"/>
         </w:rPr>
-        <w:t>内容：实现机器人自主移动与避障、realsense深度摄像头的物体和场景识别、双机械臂的自主抓取等。</w:t>
+        <w:t>内容：设计多模态智能双臂机器人系统，实现机器人自主移动与避障、realsense深度摄像头的物体和场景识别、双机械臂的自主抓取等。</w:t>
       </w:r>
     </w:p>
     <w:p>
@@ -1285,6 +1617,40 @@
         <w:keepLines w:val="0"/>
         <w:pageBreakBefore w:val="0"/>
         <w:widowControl w:val="0"/>
+        <w:numPr>
+          <w:numId w:val="0"/>
+        </w:numPr>
+        <w:tabs>
+          <w:tab w:val="left" w:pos="960"/>
+        </w:tabs>
+        <w:kinsoku/>
+        <w:wordWrap/>
+        <w:overflowPunct/>
+        <w:topLinePunct w:val="0"/>
+        <w:autoSpaceDE/>
+        <w:autoSpaceDN/>
+        <w:bidi w:val="0"/>
+        <w:adjustRightInd/>
+        <w:snapToGrid/>
+        <w:spacing w:line="240" w:lineRule="auto"/>
+        <w:jc w:val="both"/>
+        <w:textAlignment w:val="auto"/>
+        <w:rPr>
+          <w:rFonts w:hint="default" w:ascii="楷体" w:hAnsi="楷体" w:eastAsia="楷体" w:cs="楷体"/>
+          <w:spacing w:val="-6"/>
+          <w:kern w:val="2"/>
+          <w:sz w:val="21"/>
+          <w:szCs w:val="21"/>
+          <w:lang w:val="en-US" w:eastAsia="zh-CN" w:bidi="ar-SA"/>
+        </w:rPr>
+      </w:pPr>
+    </w:p>
+    <w:p>
+      <w:pPr>
+        <w:keepNext w:val="0"/>
+        <w:keepLines w:val="0"/>
+        <w:pageBreakBefore w:val="0"/>
+        <w:widowControl w:val="0"/>
         <w:tabs>
           <w:tab w:val="left" w:pos="720"/>
         </w:tabs>
@@ -1317,7 +1683,7 @@
       </w:pPr>
       <w:r>
         <w:drawing>
-          <wp:anchor distT="0" distB="0" distL="114300" distR="114300" simplePos="0" relativeHeight="251663360" behindDoc="1" locked="0" layoutInCell="1" allowOverlap="1">
+          <wp:anchor distT="0" distB="0" distL="114300" distR="114300" simplePos="0" relativeHeight="251662336" behindDoc="1" locked="0" layoutInCell="1" allowOverlap="1">
             <wp:simplePos x="0" y="0"/>
             <wp:positionH relativeFrom="column">
               <wp:posOffset>62230</wp:posOffset>
@@ -1375,7 +1741,7 @@
         <mc:AlternateContent>
           <mc:Choice Requires="wps">
             <w:drawing>
-              <wp:anchor distT="0" distB="0" distL="114300" distR="114300" simplePos="0" relativeHeight="251661312" behindDoc="0" locked="0" layoutInCell="1" allowOverlap="1">
+              <wp:anchor distT="0" distB="0" distL="114300" distR="114300" simplePos="0" relativeHeight="251660288" behindDoc="0" locked="0" layoutInCell="1" allowOverlap="1">
                 <wp:simplePos x="0" y="0"/>
                 <wp:positionH relativeFrom="column">
                   <wp:posOffset>1905</wp:posOffset>
@@ -1424,7 +1790,7 @@
           </mc:Choice>
           <mc:Fallback>
             <w:pict>
-              <v:line id="_x0000_s1026" o:spid="_x0000_s1026" o:spt="20" style="position:absolute;left:0pt;margin-left:0.15pt;margin-top:34.8pt;height:0.5pt;width:521pt;z-index:251661312;mso-width-relative:page;mso-height-relative:page;" filled="f" stroked="t" coordsize="21600,21600" o:gfxdata="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">
+              <v:line id="_x0000_s1026" o:spid="_x0000_s1026" o:spt="20" style="position:absolute;left:0pt;margin-left:0.15pt;margin-top:34.8pt;height:0.5pt;width:521pt;z-index:251660288;mso-width-relative:page;mso-height-relative:page;" filled="f" stroked="t" coordsize="21600,21600" o:gfxdata="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">
                 <v:fill on="f" focussize="0,0"/>
                 <v:stroke weight="1pt" color="#4874CB [3204]" miterlimit="8" joinstyle="miter"/>
                 <v:imagedata o:title=""/>
@@ -1482,7 +1848,9 @@
         <w:tabs>
           <w:tab w:val="left" w:pos="960"/>
           <w:tab w:val="left" w:pos="5040"/>
+          <w:tab w:val="left" w:pos="5760"/>
           <w:tab w:val="left" w:pos="7920"/>
+          <w:tab w:val="left" w:pos="9360"/>
         </w:tabs>
         <w:kinsoku/>
         <w:wordWrap/>
@@ -1510,10 +1878,10 @@
       </w:pPr>
       <w:r>
         <w:rPr>
-          <w:rFonts w:hint="eastAsia" w:ascii="楷体" w:hAnsi="楷体" w:eastAsia="楷体" w:cs="楷体"/>
-          <w:b/>
-          <w:bCs/>
-          <w:spacing w:val="-6"/>
+          <w:rFonts w:hint="eastAsia" w:ascii="华文中宋" w:hAnsi="华文中宋" w:eastAsia="华文中宋" w:cs="华文中宋"/>
+          <w:b/>
+          <w:bCs/>
+          <w:spacing w:val="0"/>
           <w:kern w:val="2"/>
           <w:sz w:val="21"/>
           <w:szCs w:val="21"/>
@@ -1523,8 +1891,10 @@
       </w:r>
       <w:r>
         <w:rPr>
-          <w:rFonts w:hint="eastAsia" w:ascii="楷体" w:hAnsi="楷体" w:eastAsia="楷体" w:cs="楷体"/>
-          <w:spacing w:val="-6"/>
+          <w:rFonts w:hint="eastAsia" w:ascii="华文中宋" w:hAnsi="华文中宋" w:eastAsia="华文中宋" w:cs="华文中宋"/>
+          <w:b/>
+          <w:bCs/>
+          <w:spacing w:val="0"/>
           <w:kern w:val="2"/>
           <w:sz w:val="21"/>
           <w:szCs w:val="21"/>
@@ -1534,47 +1904,49 @@
       </w:r>
       <w:r>
         <w:rPr>
-          <w:rFonts w:hint="eastAsia" w:ascii="楷体" w:hAnsi="楷体" w:eastAsia="楷体" w:cs="楷体"/>
-          <w:b/>
-          <w:bCs/>
-          <w:spacing w:val="-6"/>
-          <w:kern w:val="2"/>
-          <w:sz w:val="21"/>
-          <w:szCs w:val="21"/>
-          <w:lang w:val="en-US" w:eastAsia="zh-CN" w:bidi="ar-SA"/>
-        </w:rPr>
-        <w:t>O奖</w:t>
-      </w:r>
-      <w:r>
-        <w:rPr>
-          <w:rFonts w:hint="eastAsia" w:ascii="楷体" w:hAnsi="楷体" w:eastAsia="楷体" w:cs="楷体"/>
-          <w:spacing w:val="-6"/>
-          <w:kern w:val="2"/>
-          <w:sz w:val="21"/>
-          <w:szCs w:val="21"/>
-          <w:lang w:val="en-US" w:eastAsia="zh-CN" w:bidi="ar-SA"/>
-        </w:rPr>
-        <w:t>(</w:t>
-      </w:r>
-      <w:r>
-        <w:rPr>
-          <w:rFonts w:hint="eastAsia" w:ascii="楷体" w:hAnsi="楷体" w:eastAsia="楷体" w:cs="楷体"/>
-          <w:b/>
-          <w:bCs/>
-          <w:spacing w:val="-6"/>
-          <w:kern w:val="2"/>
-          <w:sz w:val="21"/>
-          <w:szCs w:val="21"/>
-          <w:lang w:val="en-US" w:eastAsia="zh-CN" w:bidi="ar-SA"/>
-        </w:rPr>
-        <w:t>特等奖)（前0.2%）</w:t>
-      </w:r>
-      <w:r>
-        <w:rPr>
-          <w:rFonts w:hint="eastAsia" w:ascii="楷体" w:hAnsi="楷体" w:eastAsia="楷体" w:cs="楷体"/>
-          <w:b/>
-          <w:bCs/>
-          <w:spacing w:val="-6"/>
+          <w:rFonts w:hint="eastAsia" w:ascii="华文中宋" w:hAnsi="华文中宋" w:eastAsia="华文中宋" w:cs="华文中宋"/>
+          <w:b/>
+          <w:bCs/>
+          <w:spacing w:val="0"/>
+          <w:kern w:val="2"/>
+          <w:sz w:val="21"/>
+          <w:szCs w:val="21"/>
+          <w:lang w:val="en-US" w:eastAsia="zh-CN" w:bidi="ar-SA"/>
+        </w:rPr>
+        <w:t xml:space="preserve">   </w:t>
+      </w:r>
+      <w:r>
+        <w:rPr>
+          <w:rFonts w:hint="eastAsia" w:ascii="华文中宋" w:hAnsi="华文中宋" w:eastAsia="华文中宋" w:cs="华文中宋"/>
+          <w:b/>
+          <w:bCs/>
+          <w:spacing w:val="0"/>
+          <w:kern w:val="2"/>
+          <w:sz w:val="21"/>
+          <w:szCs w:val="21"/>
+          <w:lang w:val="en-US" w:eastAsia="zh-CN" w:bidi="ar-SA"/>
+        </w:rPr>
+        <w:tab/>
+      </w:r>
+      <w:r>
+        <w:rPr>
+          <w:rFonts w:hint="eastAsia" w:ascii="华文中宋" w:hAnsi="华文中宋" w:eastAsia="华文中宋" w:cs="华文中宋"/>
+          <w:b/>
+          <w:bCs/>
+          <w:spacing w:val="0"/>
+          <w:kern w:val="2"/>
+          <w:sz w:val="21"/>
+          <w:szCs w:val="21"/>
+          <w:lang w:val="en-US" w:eastAsia="zh-CN" w:bidi="ar-SA"/>
+        </w:rPr>
+        <w:t>O奖(特等奖)（前0.2%）</w:t>
+      </w:r>
+      <w:r>
+        <w:rPr>
+          <w:rFonts w:hint="eastAsia" w:ascii="华文中宋" w:hAnsi="华文中宋" w:eastAsia="华文中宋" w:cs="华文中宋"/>
+          <w:b/>
+          <w:bCs/>
+          <w:spacing w:val="0"/>
           <w:kern w:val="2"/>
           <w:sz w:val="21"/>
           <w:szCs w:val="21"/>
@@ -1781,8 +2153,9 @@
         </w:numPr>
         <w:tabs>
           <w:tab w:val="left" w:pos="960"/>
-          <w:tab w:val="left" w:pos="5040"/>
+          <w:tab w:val="left" w:pos="5760"/>
           <w:tab w:val="left" w:pos="7920"/>
+          <w:tab w:val="left" w:pos="9360"/>
         </w:tabs>
         <w:kinsoku/>
         <w:wordWrap/>
@@ -1810,10 +2183,10 @@
       </w:pPr>
       <w:r>
         <w:rPr>
-          <w:rFonts w:hint="eastAsia" w:ascii="楷体" w:hAnsi="楷体" w:eastAsia="楷体" w:cs="楷体"/>
-          <w:b/>
-          <w:bCs/>
-          <w:spacing w:val="-6"/>
+          <w:rFonts w:hint="eastAsia" w:ascii="华文中宋" w:hAnsi="华文中宋" w:eastAsia="华文中宋" w:cs="华文中宋"/>
+          <w:b/>
+          <w:bCs/>
+          <w:spacing w:val="0"/>
           <w:kern w:val="2"/>
           <w:sz w:val="21"/>
           <w:szCs w:val="21"/>
@@ -1823,8 +2196,10 @@
       </w:r>
       <w:r>
         <w:rPr>
-          <w:rFonts w:hint="eastAsia" w:ascii="楷体" w:hAnsi="楷体" w:eastAsia="楷体" w:cs="楷体"/>
-          <w:spacing w:val="-6"/>
+          <w:rFonts w:hint="eastAsia" w:ascii="华文中宋" w:hAnsi="华文中宋" w:eastAsia="华文中宋" w:cs="华文中宋"/>
+          <w:b/>
+          <w:bCs/>
+          <w:spacing w:val="0"/>
           <w:kern w:val="2"/>
           <w:sz w:val="21"/>
           <w:szCs w:val="21"/>
@@ -1834,16 +2209,42 @@
       </w:r>
       <w:r>
         <w:rPr>
-          <w:rFonts w:hint="eastAsia" w:ascii="楷体" w:hAnsi="楷体" w:eastAsia="楷体" w:cs="楷体"/>
-          <w:b/>
-          <w:bCs/>
-          <w:spacing w:val="-6"/>
+          <w:rFonts w:hint="eastAsia" w:ascii="华文中宋" w:hAnsi="华文中宋" w:eastAsia="华文中宋" w:cs="华文中宋"/>
+          <w:b/>
+          <w:bCs/>
+          <w:spacing w:val="0"/>
           <w:kern w:val="2"/>
           <w:sz w:val="21"/>
           <w:szCs w:val="21"/>
           <w:lang w:val="en-US" w:eastAsia="zh-CN" w:bidi="ar-SA"/>
         </w:rPr>
         <w:t>分赛区决赛二等奖</w:t>
+      </w:r>
+      <w:r>
+        <w:rPr>
+          <w:rFonts w:hint="eastAsia" w:ascii="楷体" w:hAnsi="楷体" w:eastAsia="楷体" w:cs="楷体"/>
+          <w:b/>
+          <w:bCs/>
+          <w:spacing w:val="-6"/>
+          <w:kern w:val="2"/>
+          <w:sz w:val="21"/>
+          <w:szCs w:val="21"/>
+          <w:lang w:val="en-US" w:eastAsia="zh-CN" w:bidi="ar-SA"/>
+        </w:rPr>
+        <w:tab/>
+      </w:r>
+      <w:r>
+        <w:rPr>
+          <w:rFonts w:hint="eastAsia" w:ascii="楷体" w:hAnsi="楷体" w:eastAsia="楷体" w:cs="楷体"/>
+          <w:b/>
+          <w:bCs/>
+          <w:spacing w:val="-6"/>
+          <w:kern w:val="2"/>
+          <w:sz w:val="21"/>
+          <w:szCs w:val="21"/>
+          <w:lang w:val="en-US" w:eastAsia="zh-CN" w:bidi="ar-SA"/>
+        </w:rPr>
+        <w:t xml:space="preserve">           </w:t>
       </w:r>
       <w:r>
         <w:rPr>
@@ -1944,8 +2345,9 @@
         </w:numPr>
         <w:tabs>
           <w:tab w:val="left" w:pos="960"/>
-          <w:tab w:val="left" w:pos="5040"/>
+          <w:tab w:val="left" w:pos="5760"/>
           <w:tab w:val="left" w:pos="7920"/>
+          <w:tab w:val="left" w:pos="9360"/>
         </w:tabs>
         <w:kinsoku/>
         <w:wordWrap/>
@@ -1973,23 +2375,23 @@
       </w:pPr>
       <w:r>
         <w:rPr>
-          <w:rFonts w:hint="eastAsia" w:ascii="楷体" w:hAnsi="楷体" w:eastAsia="楷体" w:cs="楷体"/>
-          <w:b/>
-          <w:bCs/>
-          <w:spacing w:val="-6"/>
-          <w:kern w:val="2"/>
-          <w:sz w:val="21"/>
-          <w:szCs w:val="21"/>
-          <w:lang w:val="en-US" w:eastAsia="zh-CN" w:bidi="ar-SA"/>
-        </w:rPr>
-        <w:t>第十五届蓝桥杯单片机设计与开发赛道</w:t>
-      </w:r>
-      <w:r>
-        <w:rPr>
-          <w:rFonts w:hint="eastAsia" w:ascii="楷体" w:hAnsi="楷体" w:eastAsia="楷体" w:cs="楷体"/>
-          <w:b/>
-          <w:bCs/>
-          <w:spacing w:val="-6"/>
+          <w:rFonts w:hint="eastAsia" w:ascii="华文中宋" w:hAnsi="华文中宋" w:eastAsia="华文中宋" w:cs="华文中宋"/>
+          <w:b/>
+          <w:bCs/>
+          <w:spacing w:val="0"/>
+          <w:kern w:val="2"/>
+          <w:sz w:val="21"/>
+          <w:szCs w:val="21"/>
+          <w:lang w:val="en-US" w:eastAsia="zh-CN" w:bidi="ar-SA"/>
+        </w:rPr>
+        <w:t>第十五届蓝桥杯全国软件和信息技术专业人才大赛</w:t>
+      </w:r>
+      <w:r>
+        <w:rPr>
+          <w:rFonts w:hint="eastAsia" w:ascii="华文中宋" w:hAnsi="华文中宋" w:eastAsia="华文中宋" w:cs="华文中宋"/>
+          <w:b/>
+          <w:bCs/>
+          <w:spacing w:val="0"/>
           <w:kern w:val="2"/>
           <w:sz w:val="21"/>
           <w:szCs w:val="21"/>
@@ -1999,16 +2401,29 @@
       </w:r>
       <w:r>
         <w:rPr>
-          <w:rFonts w:hint="eastAsia" w:ascii="楷体" w:hAnsi="楷体" w:eastAsia="楷体" w:cs="楷体"/>
-          <w:b/>
-          <w:bCs/>
-          <w:spacing w:val="-6"/>
+          <w:rFonts w:hint="eastAsia" w:ascii="华文中宋" w:hAnsi="华文中宋" w:eastAsia="华文中宋" w:cs="华文中宋"/>
+          <w:b/>
+          <w:bCs/>
+          <w:spacing w:val="0"/>
           <w:kern w:val="2"/>
           <w:sz w:val="21"/>
           <w:szCs w:val="21"/>
           <w:lang w:val="en-US" w:eastAsia="zh-CN" w:bidi="ar-SA"/>
         </w:rPr>
         <w:t>省二等奖</w:t>
+      </w:r>
+      <w:r>
+        <w:rPr>
+          <w:rFonts w:hint="eastAsia" w:ascii="楷体" w:hAnsi="楷体" w:eastAsia="楷体" w:cs="楷体"/>
+          <w:b/>
+          <w:bCs/>
+          <w:spacing w:val="-6"/>
+          <w:kern w:val="2"/>
+          <w:sz w:val="21"/>
+          <w:szCs w:val="21"/>
+          <w:lang w:val="en-US" w:eastAsia="zh-CN" w:bidi="ar-SA"/>
+        </w:rPr>
+        <w:tab/>
       </w:r>
       <w:r>
         <w:rPr>
@@ -2048,6 +2463,373 @@
         <w:numPr>
           <w:ilvl w:val="0"/>
           <w:numId w:val="7"/>
+        </w:numPr>
+        <w:tabs>
+          <w:tab w:val="left" w:pos="960"/>
+          <w:tab w:val="left" w:pos="5760"/>
+          <w:tab w:val="left" w:pos="7920"/>
+          <w:tab w:val="left" w:pos="9360"/>
+        </w:tabs>
+        <w:kinsoku/>
+        <w:wordWrap/>
+        <w:overflowPunct/>
+        <w:topLinePunct w:val="0"/>
+        <w:autoSpaceDE/>
+        <w:autoSpaceDN/>
+        <w:bidi w:val="0"/>
+        <w:adjustRightInd/>
+        <w:snapToGrid/>
+        <w:spacing w:line="240" w:lineRule="auto"/>
+        <w:ind w:left="399" w:leftChars="0" w:hanging="399" w:firstLineChars="0"/>
+        <w:jc w:val="both"/>
+        <w:textAlignment w:val="auto"/>
+        <w:rPr>
+          <w:rFonts w:hint="eastAsia" w:ascii="楷体" w:hAnsi="楷体" w:eastAsia="楷体" w:cs="楷体"/>
+          <w:b/>
+          <w:bCs/>
+          <w:spacing w:val="-6"/>
+          <w:kern w:val="2"/>
+          <w:sz w:val="21"/>
+          <w:szCs w:val="21"/>
+          <w:lang w:val="en-US" w:eastAsia="zh-CN" w:bidi="ar-SA"/>
+        </w:rPr>
+      </w:pPr>
+      <w:r>
+        <w:rPr>
+          <w:rFonts w:hint="eastAsia" w:ascii="华文中宋" w:hAnsi="华文中宋" w:eastAsia="华文中宋" w:cs="华文中宋"/>
+          <w:b/>
+          <w:bCs/>
+          <w:spacing w:val="0"/>
+          <w:kern w:val="2"/>
+          <w:sz w:val="21"/>
+          <w:szCs w:val="21"/>
+          <w:lang w:val="en-US" w:eastAsia="zh-CN" w:bidi="ar-SA"/>
+        </w:rPr>
+        <w:t>第十八届中国大学生计算机设计竞赛</w:t>
+      </w:r>
+      <w:r>
+        <w:rPr>
+          <w:rFonts w:hint="eastAsia" w:ascii="华文中宋" w:hAnsi="华文中宋" w:eastAsia="华文中宋" w:cs="华文中宋"/>
+          <w:b/>
+          <w:bCs/>
+          <w:spacing w:val="0"/>
+          <w:kern w:val="2"/>
+          <w:sz w:val="21"/>
+          <w:szCs w:val="21"/>
+          <w:lang w:val="en-US" w:eastAsia="zh-CN" w:bidi="ar-SA"/>
+        </w:rPr>
+        <w:tab/>
+      </w:r>
+      <w:r>
+        <w:rPr>
+          <w:rFonts w:hint="eastAsia" w:ascii="华文中宋" w:hAnsi="华文中宋" w:eastAsia="华文中宋" w:cs="华文中宋"/>
+          <w:b/>
+          <w:bCs/>
+          <w:spacing w:val="0"/>
+          <w:kern w:val="2"/>
+          <w:sz w:val="21"/>
+          <w:szCs w:val="21"/>
+          <w:lang w:val="en-US" w:eastAsia="zh-CN" w:bidi="ar-SA"/>
+        </w:rPr>
+        <w:t>省三等奖</w:t>
+      </w:r>
+      <w:r>
+        <w:rPr>
+          <w:rFonts w:hint="eastAsia" w:ascii="楷体" w:hAnsi="楷体" w:eastAsia="楷体" w:cs="楷体"/>
+          <w:b/>
+          <w:bCs/>
+          <w:spacing w:val="-6"/>
+          <w:kern w:val="2"/>
+          <w:sz w:val="21"/>
+          <w:szCs w:val="21"/>
+          <w:lang w:val="en-US" w:eastAsia="zh-CN" w:bidi="ar-SA"/>
+        </w:rPr>
+        <w:tab/>
+      </w:r>
+      <w:r>
+        <w:rPr>
+          <w:rFonts w:hint="eastAsia" w:ascii="楷体" w:hAnsi="楷体" w:eastAsia="楷体" w:cs="楷体"/>
+          <w:b/>
+          <w:bCs/>
+          <w:spacing w:val="-6"/>
+          <w:kern w:val="2"/>
+          <w:sz w:val="21"/>
+          <w:szCs w:val="21"/>
+          <w:lang w:val="en-US" w:eastAsia="zh-CN" w:bidi="ar-SA"/>
+        </w:rPr>
+        <w:tab/>
+      </w:r>
+      <w:r>
+        <w:rPr>
+          <w:rFonts w:hint="eastAsia" w:ascii="楷体" w:hAnsi="楷体" w:eastAsia="楷体" w:cs="楷体"/>
+          <w:b/>
+          <w:bCs/>
+          <w:i/>
+          <w:iCs/>
+          <w:spacing w:val="-6"/>
+          <w:kern w:val="2"/>
+          <w:sz w:val="21"/>
+          <w:szCs w:val="21"/>
+          <w:lang w:val="en-US" w:eastAsia="zh-CN" w:bidi="ar-SA"/>
+        </w:rPr>
+        <w:t>2025.05</w:t>
+      </w:r>
+    </w:p>
+    <w:p>
+      <w:pPr>
+        <w:keepNext w:val="0"/>
+        <w:keepLines w:val="0"/>
+        <w:pageBreakBefore w:val="0"/>
+        <w:widowControl w:val="0"/>
+        <w:numPr>
+          <w:ilvl w:val="0"/>
+          <w:numId w:val="7"/>
+        </w:numPr>
+        <w:tabs>
+          <w:tab w:val="left" w:pos="960"/>
+          <w:tab w:val="left" w:pos="5760"/>
+          <w:tab w:val="left" w:pos="7920"/>
+          <w:tab w:val="left" w:pos="9360"/>
+        </w:tabs>
+        <w:kinsoku/>
+        <w:wordWrap/>
+        <w:overflowPunct/>
+        <w:topLinePunct w:val="0"/>
+        <w:autoSpaceDE/>
+        <w:autoSpaceDN/>
+        <w:bidi w:val="0"/>
+        <w:adjustRightInd/>
+        <w:snapToGrid/>
+        <w:spacing w:line="240" w:lineRule="auto"/>
+        <w:ind w:left="399" w:leftChars="0" w:hanging="399" w:firstLineChars="0"/>
+        <w:jc w:val="both"/>
+        <w:textAlignment w:val="auto"/>
+        <w:rPr>
+          <w:rFonts w:hint="eastAsia" w:ascii="楷体" w:hAnsi="楷体" w:eastAsia="楷体" w:cs="楷体"/>
+          <w:b/>
+          <w:bCs/>
+          <w:spacing w:val="-6"/>
+          <w:kern w:val="2"/>
+          <w:sz w:val="21"/>
+          <w:szCs w:val="21"/>
+          <w:lang w:val="en-US" w:eastAsia="zh-CN" w:bidi="ar-SA"/>
+        </w:rPr>
+      </w:pPr>
+      <w:r>
+        <w:rPr>
+          <w:rFonts w:hint="eastAsia" w:ascii="华文中宋" w:hAnsi="华文中宋" w:eastAsia="华文中宋" w:cs="华文中宋"/>
+          <w:b/>
+          <w:bCs/>
+          <w:spacing w:val="0"/>
+          <w:kern w:val="2"/>
+          <w:sz w:val="21"/>
+          <w:szCs w:val="21"/>
+          <w:lang w:val="en-US" w:eastAsia="zh-CN" w:bidi="ar-SA"/>
+        </w:rPr>
+        <w:t>第十二届“大唐杯”大学生新一代信息通信技术竞赛</w:t>
+      </w:r>
+      <w:r>
+        <w:rPr>
+          <w:rFonts w:hint="eastAsia" w:ascii="华文中宋" w:hAnsi="华文中宋" w:eastAsia="华文中宋" w:cs="华文中宋"/>
+          <w:b/>
+          <w:bCs/>
+          <w:spacing w:val="0"/>
+          <w:kern w:val="2"/>
+          <w:sz w:val="21"/>
+          <w:szCs w:val="21"/>
+          <w:lang w:val="en-US" w:eastAsia="zh-CN" w:bidi="ar-SA"/>
+        </w:rPr>
+        <w:tab/>
+      </w:r>
+      <w:r>
+        <w:rPr>
+          <w:rFonts w:hint="eastAsia" w:ascii="华文中宋" w:hAnsi="华文中宋" w:eastAsia="华文中宋" w:cs="华文中宋"/>
+          <w:b/>
+          <w:bCs/>
+          <w:spacing w:val="0"/>
+          <w:kern w:val="2"/>
+          <w:sz w:val="21"/>
+          <w:szCs w:val="21"/>
+          <w:lang w:val="en-US" w:eastAsia="zh-CN" w:bidi="ar-SA"/>
+        </w:rPr>
+        <w:t>省二等奖</w:t>
+      </w:r>
+      <w:r>
+        <w:rPr>
+          <w:rFonts w:hint="eastAsia" w:ascii="楷体" w:hAnsi="楷体" w:eastAsia="楷体" w:cs="楷体"/>
+          <w:b/>
+          <w:bCs/>
+          <w:spacing w:val="-6"/>
+          <w:kern w:val="2"/>
+          <w:sz w:val="21"/>
+          <w:szCs w:val="21"/>
+          <w:lang w:val="en-US" w:eastAsia="zh-CN" w:bidi="ar-SA"/>
+        </w:rPr>
+        <w:tab/>
+      </w:r>
+      <w:r>
+        <w:rPr>
+          <w:rFonts w:hint="eastAsia" w:ascii="楷体" w:hAnsi="楷体" w:eastAsia="楷体" w:cs="楷体"/>
+          <w:b/>
+          <w:bCs/>
+          <w:spacing w:val="-6"/>
+          <w:kern w:val="2"/>
+          <w:sz w:val="21"/>
+          <w:szCs w:val="21"/>
+          <w:lang w:val="en-US" w:eastAsia="zh-CN" w:bidi="ar-SA"/>
+        </w:rPr>
+        <w:tab/>
+      </w:r>
+      <w:r>
+        <w:rPr>
+          <w:rFonts w:hint="eastAsia" w:ascii="楷体" w:hAnsi="楷体" w:eastAsia="楷体" w:cs="楷体"/>
+          <w:b/>
+          <w:bCs/>
+          <w:i/>
+          <w:iCs/>
+          <w:spacing w:val="-6"/>
+          <w:kern w:val="2"/>
+          <w:sz w:val="21"/>
+          <w:szCs w:val="21"/>
+          <w:lang w:val="en-US" w:eastAsia="zh-CN" w:bidi="ar-SA"/>
+        </w:rPr>
+        <w:t>2025.05</w:t>
+      </w:r>
+    </w:p>
+    <w:p>
+      <w:pPr>
+        <w:keepNext w:val="0"/>
+        <w:keepLines w:val="0"/>
+        <w:pageBreakBefore w:val="0"/>
+        <w:widowControl w:val="0"/>
+        <w:numPr>
+          <w:ilvl w:val="0"/>
+          <w:numId w:val="7"/>
+        </w:numPr>
+        <w:tabs>
+          <w:tab w:val="left" w:pos="960"/>
+          <w:tab w:val="left" w:pos="5760"/>
+          <w:tab w:val="left" w:pos="7920"/>
+          <w:tab w:val="left" w:pos="9360"/>
+        </w:tabs>
+        <w:kinsoku/>
+        <w:wordWrap/>
+        <w:overflowPunct/>
+        <w:topLinePunct w:val="0"/>
+        <w:autoSpaceDE/>
+        <w:autoSpaceDN/>
+        <w:bidi w:val="0"/>
+        <w:adjustRightInd/>
+        <w:snapToGrid/>
+        <w:spacing w:line="240" w:lineRule="auto"/>
+        <w:ind w:left="399" w:leftChars="0" w:hanging="399" w:firstLineChars="0"/>
+        <w:jc w:val="both"/>
+        <w:textAlignment w:val="auto"/>
+        <w:rPr>
+          <w:rFonts w:hint="eastAsia" w:ascii="楷体" w:hAnsi="楷体" w:eastAsia="楷体" w:cs="楷体"/>
+          <w:b/>
+          <w:bCs/>
+          <w:spacing w:val="-6"/>
+          <w:kern w:val="2"/>
+          <w:sz w:val="21"/>
+          <w:szCs w:val="21"/>
+          <w:lang w:val="en-US" w:eastAsia="zh-CN" w:bidi="ar-SA"/>
+        </w:rPr>
+      </w:pPr>
+      <w:r>
+        <w:rPr>
+          <w:rFonts w:hint="eastAsia" w:ascii="华文中宋" w:hAnsi="华文中宋" w:eastAsia="华文中宋" w:cs="华文中宋"/>
+          <w:b/>
+          <w:bCs/>
+          <w:spacing w:val="0"/>
+          <w:kern w:val="2"/>
+          <w:sz w:val="21"/>
+          <w:szCs w:val="21"/>
+          <w:lang w:val="en-US" w:eastAsia="zh-CN" w:bidi="ar-SA"/>
+        </w:rPr>
+        <w:t>2025年高教社杯全国大学生数学建模竞赛</w:t>
+      </w:r>
+      <w:r>
+        <w:rPr>
+          <w:rFonts w:hint="eastAsia" w:ascii="华文中宋" w:hAnsi="华文中宋" w:eastAsia="华文中宋" w:cs="华文中宋"/>
+          <w:b/>
+          <w:bCs/>
+          <w:spacing w:val="0"/>
+          <w:kern w:val="2"/>
+          <w:sz w:val="21"/>
+          <w:szCs w:val="21"/>
+          <w:lang w:val="en-US" w:eastAsia="zh-CN" w:bidi="ar-SA"/>
+        </w:rPr>
+        <w:tab/>
+      </w:r>
+      <w:r>
+        <w:rPr>
+          <w:rFonts w:hint="eastAsia" w:ascii="华文中宋" w:hAnsi="华文中宋" w:eastAsia="华文中宋" w:cs="华文中宋"/>
+          <w:b/>
+          <w:bCs/>
+          <w:spacing w:val="0"/>
+          <w:kern w:val="2"/>
+          <w:sz w:val="21"/>
+          <w:szCs w:val="21"/>
+          <w:lang w:val="en-US" w:eastAsia="zh-CN" w:bidi="ar-SA"/>
+        </w:rPr>
+        <w:t>省三等奖</w:t>
+      </w:r>
+      <w:r>
+        <w:rPr>
+          <w:rFonts w:hint="eastAsia" w:ascii="楷体" w:hAnsi="楷体" w:eastAsia="楷体" w:cs="楷体"/>
+          <w:b/>
+          <w:bCs/>
+          <w:i/>
+          <w:iCs/>
+          <w:spacing w:val="-6"/>
+          <w:kern w:val="2"/>
+          <w:sz w:val="21"/>
+          <w:szCs w:val="21"/>
+          <w:lang w:val="en-US" w:eastAsia="zh-CN" w:bidi="ar-SA"/>
+        </w:rPr>
+        <w:tab/>
+      </w:r>
+      <w:r>
+        <w:rPr>
+          <w:rFonts w:hint="eastAsia" w:ascii="楷体" w:hAnsi="楷体" w:eastAsia="楷体" w:cs="楷体"/>
+          <w:b/>
+          <w:bCs/>
+          <w:i/>
+          <w:iCs/>
+          <w:spacing w:val="-6"/>
+          <w:kern w:val="2"/>
+          <w:sz w:val="21"/>
+          <w:szCs w:val="21"/>
+          <w:lang w:val="en-US" w:eastAsia="zh-CN" w:bidi="ar-SA"/>
+        </w:rPr>
+        <w:tab/>
+      </w:r>
+      <w:r>
+        <w:rPr>
+          <w:rFonts w:hint="eastAsia" w:ascii="楷体" w:hAnsi="楷体" w:eastAsia="楷体" w:cs="楷体"/>
+          <w:b/>
+          <w:bCs/>
+          <w:i/>
+          <w:iCs/>
+          <w:spacing w:val="-6"/>
+          <w:kern w:val="2"/>
+          <w:sz w:val="21"/>
+          <w:szCs w:val="21"/>
+          <w:lang w:val="en-US" w:eastAsia="zh-CN" w:bidi="ar-SA"/>
+        </w:rPr>
+        <w:t>2025.09</w:t>
+      </w:r>
+    </w:p>
+    <w:p>
+      <w:pPr>
+        <w:keepNext w:val="0"/>
+        <w:keepLines w:val="0"/>
+        <w:pageBreakBefore w:val="0"/>
+        <w:widowControl w:val="0"/>
+        <w:numPr>
+          <w:ilvl w:val="0"/>
+          <w:numId w:val="0"/>
         </w:numPr>
         <w:tabs>
           <w:tab w:val="left" w:pos="960"/>
@@ -2064,7 +2846,6 @@
         <w:adjustRightInd/>
         <w:snapToGrid/>
         <w:spacing w:line="240" w:lineRule="auto"/>
-        <w:ind w:left="399" w:leftChars="0" w:hanging="399" w:firstLineChars="0"/>
         <w:jc w:val="both"/>
         <w:textAlignment w:val="auto"/>
         <w:rPr>
@@ -2078,289 +2859,8 @@
           <w:lang w:val="en-US" w:eastAsia="zh-CN" w:bidi="ar-SA"/>
         </w:rPr>
       </w:pPr>
-      <w:r>
-        <w:rPr>
-          <w:rFonts w:hint="eastAsia" w:ascii="楷体" w:hAnsi="楷体" w:eastAsia="楷体" w:cs="楷体"/>
-          <w:b/>
-          <w:bCs/>
-          <w:spacing w:val="-6"/>
-          <w:kern w:val="2"/>
-          <w:sz w:val="21"/>
-          <w:szCs w:val="21"/>
-          <w:lang w:val="en-US" w:eastAsia="zh-CN" w:bidi="ar-SA"/>
-        </w:rPr>
-        <w:t>第十八届中国大学生计算机设计竞赛</w:t>
-      </w:r>
-      <w:r>
-        <w:rPr>
-          <w:rFonts w:hint="eastAsia" w:ascii="楷体" w:hAnsi="楷体" w:eastAsia="楷体" w:cs="楷体"/>
-          <w:b/>
-          <w:bCs/>
-          <w:spacing w:val="-6"/>
-          <w:kern w:val="2"/>
-          <w:sz w:val="21"/>
-          <w:szCs w:val="21"/>
-          <w:lang w:val="en-US" w:eastAsia="zh-CN" w:bidi="ar-SA"/>
-        </w:rPr>
-        <w:tab/>
-      </w:r>
-      <w:r>
-        <w:rPr>
-          <w:rFonts w:hint="eastAsia" w:ascii="楷体" w:hAnsi="楷体" w:eastAsia="楷体" w:cs="楷体"/>
-          <w:b/>
-          <w:bCs/>
-          <w:spacing w:val="-6"/>
-          <w:kern w:val="2"/>
-          <w:sz w:val="21"/>
-          <w:szCs w:val="21"/>
-          <w:lang w:val="en-US" w:eastAsia="zh-CN" w:bidi="ar-SA"/>
-        </w:rPr>
-        <w:t>省三等奖</w:t>
-      </w:r>
-      <w:r>
-        <w:rPr>
-          <w:rFonts w:hint="eastAsia" w:ascii="楷体" w:hAnsi="楷体" w:eastAsia="楷体" w:cs="楷体"/>
-          <w:b/>
-          <w:bCs/>
-          <w:spacing w:val="-6"/>
-          <w:kern w:val="2"/>
-          <w:sz w:val="21"/>
-          <w:szCs w:val="21"/>
-          <w:lang w:val="en-US" w:eastAsia="zh-CN" w:bidi="ar-SA"/>
-        </w:rPr>
-        <w:tab/>
-      </w:r>
-      <w:r>
-        <w:rPr>
-          <w:rFonts w:hint="eastAsia" w:ascii="楷体" w:hAnsi="楷体" w:eastAsia="楷体" w:cs="楷体"/>
-          <w:b/>
-          <w:bCs/>
-          <w:i/>
-          <w:iCs/>
-          <w:spacing w:val="-6"/>
-          <w:kern w:val="2"/>
-          <w:sz w:val="21"/>
-          <w:szCs w:val="21"/>
-          <w:lang w:val="en-US" w:eastAsia="zh-CN" w:bidi="ar-SA"/>
-        </w:rPr>
-        <w:t>2025.05</w:t>
-      </w:r>
-    </w:p>
-    <w:p>
-      <w:pPr>
-        <w:keepNext w:val="0"/>
-        <w:keepLines w:val="0"/>
-        <w:pageBreakBefore w:val="0"/>
-        <w:widowControl w:val="0"/>
-        <w:numPr>
-          <w:ilvl w:val="0"/>
-          <w:numId w:val="7"/>
-        </w:numPr>
-        <w:tabs>
-          <w:tab w:val="left" w:pos="960"/>
-          <w:tab w:val="left" w:pos="5040"/>
-          <w:tab w:val="left" w:pos="7920"/>
-        </w:tabs>
-        <w:kinsoku/>
-        <w:wordWrap/>
-        <w:overflowPunct/>
-        <w:topLinePunct w:val="0"/>
-        <w:autoSpaceDE/>
-        <w:autoSpaceDN/>
-        <w:bidi w:val="0"/>
-        <w:adjustRightInd/>
-        <w:snapToGrid/>
-        <w:spacing w:line="240" w:lineRule="auto"/>
-        <w:ind w:left="399" w:leftChars="0" w:hanging="399" w:firstLineChars="0"/>
-        <w:jc w:val="both"/>
-        <w:textAlignment w:val="auto"/>
-        <w:rPr>
-          <w:rFonts w:hint="eastAsia" w:ascii="楷体" w:hAnsi="楷体" w:eastAsia="楷体" w:cs="楷体"/>
-          <w:b/>
-          <w:bCs/>
-          <w:spacing w:val="-6"/>
-          <w:kern w:val="2"/>
-          <w:sz w:val="21"/>
-          <w:szCs w:val="21"/>
-          <w:lang w:val="en-US" w:eastAsia="zh-CN" w:bidi="ar-SA"/>
-        </w:rPr>
-      </w:pPr>
-      <w:r>
-        <w:rPr>
-          <w:rFonts w:hint="eastAsia" w:ascii="楷体" w:hAnsi="楷体" w:eastAsia="楷体" w:cs="楷体"/>
-          <w:b/>
-          <w:bCs/>
-          <w:spacing w:val="-6"/>
-          <w:kern w:val="2"/>
-          <w:sz w:val="21"/>
-          <w:szCs w:val="21"/>
-          <w:lang w:val="en-US" w:eastAsia="zh-CN" w:bidi="ar-SA"/>
-        </w:rPr>
-        <w:t>第十二届“大唐杯”大学生新一代信息通信技术竞赛</w:t>
-      </w:r>
-      <w:r>
-        <w:rPr>
-          <w:rFonts w:hint="eastAsia" w:ascii="楷体" w:hAnsi="楷体" w:eastAsia="楷体" w:cs="楷体"/>
-          <w:b/>
-          <w:bCs/>
-          <w:spacing w:val="-6"/>
-          <w:kern w:val="2"/>
-          <w:sz w:val="21"/>
-          <w:szCs w:val="21"/>
-          <w:lang w:val="en-US" w:eastAsia="zh-CN" w:bidi="ar-SA"/>
-        </w:rPr>
-        <w:tab/>
-      </w:r>
-      <w:r>
-        <w:rPr>
-          <w:rFonts w:hint="eastAsia" w:ascii="楷体" w:hAnsi="楷体" w:eastAsia="楷体" w:cs="楷体"/>
-          <w:b/>
-          <w:bCs/>
-          <w:spacing w:val="-6"/>
-          <w:kern w:val="2"/>
-          <w:sz w:val="21"/>
-          <w:szCs w:val="21"/>
-          <w:lang w:val="en-US" w:eastAsia="zh-CN" w:bidi="ar-SA"/>
-        </w:rPr>
-        <w:t>省二等奖</w:t>
-      </w:r>
-      <w:r>
-        <w:rPr>
-          <w:rFonts w:hint="eastAsia" w:ascii="楷体" w:hAnsi="楷体" w:eastAsia="楷体" w:cs="楷体"/>
-          <w:b/>
-          <w:bCs/>
-          <w:spacing w:val="-6"/>
-          <w:kern w:val="2"/>
-          <w:sz w:val="21"/>
-          <w:szCs w:val="21"/>
-          <w:lang w:val="en-US" w:eastAsia="zh-CN" w:bidi="ar-SA"/>
-        </w:rPr>
-        <w:tab/>
-      </w:r>
-      <w:r>
-        <w:rPr>
-          <w:rFonts w:hint="eastAsia" w:ascii="楷体" w:hAnsi="楷体" w:eastAsia="楷体" w:cs="楷体"/>
-          <w:b/>
-          <w:bCs/>
-          <w:i/>
-          <w:iCs/>
-          <w:spacing w:val="-6"/>
-          <w:kern w:val="2"/>
-          <w:sz w:val="21"/>
-          <w:szCs w:val="21"/>
-          <w:lang w:val="en-US" w:eastAsia="zh-CN" w:bidi="ar-SA"/>
-        </w:rPr>
-        <w:t>2025.05</w:t>
-      </w:r>
-    </w:p>
-    <w:p>
-      <w:pPr>
-        <w:keepNext w:val="0"/>
-        <w:keepLines w:val="0"/>
-        <w:pageBreakBefore w:val="0"/>
-        <w:widowControl w:val="0"/>
-        <w:numPr>
-          <w:ilvl w:val="0"/>
-          <w:numId w:val="7"/>
-        </w:numPr>
-        <w:tabs>
-          <w:tab w:val="left" w:pos="960"/>
-          <w:tab w:val="left" w:pos="5040"/>
-          <w:tab w:val="left" w:pos="7920"/>
-        </w:tabs>
-        <w:kinsoku/>
-        <w:wordWrap/>
-        <w:overflowPunct/>
-        <w:topLinePunct w:val="0"/>
-        <w:autoSpaceDE/>
-        <w:autoSpaceDN/>
-        <w:bidi w:val="0"/>
-        <w:adjustRightInd/>
-        <w:snapToGrid/>
-        <w:spacing w:line="240" w:lineRule="auto"/>
-        <w:ind w:left="399" w:leftChars="0" w:hanging="399" w:firstLineChars="0"/>
-        <w:jc w:val="both"/>
-        <w:textAlignment w:val="auto"/>
-        <w:rPr>
-          <w:rFonts w:hint="eastAsia" w:ascii="楷体" w:hAnsi="楷体" w:eastAsia="楷体" w:cs="楷体"/>
-          <w:b/>
-          <w:bCs/>
-          <w:spacing w:val="-6"/>
-          <w:kern w:val="2"/>
-          <w:sz w:val="21"/>
-          <w:szCs w:val="21"/>
-          <w:lang w:val="en-US" w:eastAsia="zh-CN" w:bidi="ar-SA"/>
-        </w:rPr>
-      </w:pPr>
-      <w:r>
-        <w:rPr>
-          <w:rFonts w:hint="eastAsia" w:ascii="楷体" w:hAnsi="楷体" w:eastAsia="楷体" w:cs="楷体"/>
-          <w:b/>
-          <w:bCs/>
-          <w:spacing w:val="-6"/>
-          <w:kern w:val="2"/>
-          <w:sz w:val="21"/>
-          <w:szCs w:val="21"/>
-          <w:lang w:val="en-US" w:eastAsia="zh-CN" w:bidi="ar-SA"/>
-        </w:rPr>
-        <w:t>2025年高教社杯全国大学生数学建模竞赛</w:t>
-      </w:r>
-      <w:r>
-        <w:rPr>
-          <w:rFonts w:hint="eastAsia" w:ascii="楷体" w:hAnsi="楷体" w:eastAsia="楷体" w:cs="楷体"/>
-          <w:b/>
-          <w:bCs/>
-          <w:spacing w:val="-6"/>
-          <w:kern w:val="2"/>
-          <w:sz w:val="21"/>
-          <w:szCs w:val="21"/>
-          <w:lang w:val="en-US" w:eastAsia="zh-CN" w:bidi="ar-SA"/>
-        </w:rPr>
-        <w:tab/>
-      </w:r>
-      <w:r>
-        <w:rPr>
-          <w:rFonts w:hint="eastAsia" w:ascii="楷体" w:hAnsi="楷体" w:eastAsia="楷体" w:cs="楷体"/>
-          <w:b/>
-          <w:bCs/>
-          <w:spacing w:val="-6"/>
-          <w:kern w:val="2"/>
-          <w:sz w:val="21"/>
-          <w:szCs w:val="21"/>
-          <w:lang w:val="en-US" w:eastAsia="zh-CN" w:bidi="ar-SA"/>
-        </w:rPr>
-        <w:t>省三等奖</w:t>
-      </w:r>
-      <w:r>
-        <w:rPr>
-          <w:rFonts w:hint="eastAsia" w:ascii="楷体" w:hAnsi="楷体" w:eastAsia="楷体" w:cs="楷体"/>
-          <w:b/>
-          <w:bCs/>
-          <w:i/>
-          <w:iCs/>
-          <w:spacing w:val="-6"/>
-          <w:kern w:val="2"/>
-          <w:sz w:val="21"/>
-          <w:szCs w:val="21"/>
-          <w:lang w:val="en-US" w:eastAsia="zh-CN" w:bidi="ar-SA"/>
-        </w:rPr>
-        <w:tab/>
-      </w:r>
-      <w:r>
-        <w:rPr>
-          <w:rFonts w:hint="eastAsia" w:ascii="楷体" w:hAnsi="楷体" w:eastAsia="楷体" w:cs="楷体"/>
-          <w:b/>
-          <w:bCs/>
-          <w:i/>
-          <w:iCs/>
-          <w:spacing w:val="-6"/>
-          <w:kern w:val="2"/>
-          <w:sz w:val="21"/>
-          <w:szCs w:val="21"/>
-          <w:lang w:val="en-US" w:eastAsia="zh-CN" w:bidi="ar-SA"/>
-        </w:rPr>
-        <w:t>2025.09</w:t>
-      </w:r>
+      <w:bookmarkStart w:id="0" w:name="_GoBack"/>
+      <w:bookmarkEnd w:id="0"/>
     </w:p>
     <w:p>
       <w:pPr>
@@ -2384,7 +2884,7 @@
         <w:jc w:val="both"/>
         <w:textAlignment w:val="auto"/>
         <w:rPr>
-          <w:rFonts w:hint="eastAsia" w:ascii="华文楷体" w:hAnsi="华文楷体" w:eastAsia="华文楷体" w:cs="华文楷体"/>
+          <w:rFonts w:hint="default" w:ascii="华文楷体" w:hAnsi="华文楷体" w:eastAsia="华文楷体" w:cs="华文楷体"/>
           <w:b/>
           <w:bCs/>
           <w:color w:val="4874CB" w:themeColor="accent1"/>
@@ -2399,57 +2899,6 @@
         </w:rPr>
       </w:pPr>
       <w:r>
-        <w:drawing>
-          <wp:anchor distT="0" distB="0" distL="114300" distR="114300" simplePos="0" relativeHeight="251663360" behindDoc="1" locked="0" layoutInCell="1" allowOverlap="1">
-            <wp:simplePos x="0" y="0"/>
-            <wp:positionH relativeFrom="column">
-              <wp:posOffset>40005</wp:posOffset>
-            </wp:positionH>
-            <wp:positionV relativeFrom="paragraph">
-              <wp:posOffset>122555</wp:posOffset>
-            </wp:positionV>
-            <wp:extent cx="355600" cy="323850"/>
-            <wp:effectExtent l="0" t="0" r="0" b="6350"/>
-            <wp:wrapNone/>
-            <wp:docPr id="9" name="图片 4"/>
-            <wp:cNvGraphicFramePr>
-              <a:graphicFrameLocks xmlns:a="http://schemas.openxmlformats.org/drawingml/2006/main" noChangeAspect="1"/>
-            </wp:cNvGraphicFramePr>
-            <a:graphic xmlns:a="http://schemas.openxmlformats.org/drawingml/2006/main">
-              <a:graphicData uri="http://schemas.openxmlformats.org/drawingml/2006/picture">
-                <pic:pic xmlns:pic="http://schemas.openxmlformats.org/drawingml/2006/picture">
-                  <pic:nvPicPr>
-                    <pic:cNvPr id="9" name="图片 4"/>
-                    <pic:cNvPicPr>
-                      <a:picLocks noChangeAspect="1"/>
-                    </pic:cNvPicPr>
-                  </pic:nvPicPr>
-                  <pic:blipFill>
-                    <a:blip r:embed="rId9"/>
-                    <a:stretch>
-                      <a:fillRect/>
-                    </a:stretch>
-                  </pic:blipFill>
-                  <pic:spPr>
-                    <a:xfrm>
-                      <a:off x="0" y="0"/>
-                      <a:ext cx="355600" cy="323850"/>
-                    </a:xfrm>
-                    <a:prstGeom prst="rect">
-                      <a:avLst/>
-                    </a:prstGeom>
-                    <a:noFill/>
-                    <a:ln>
-                      <a:noFill/>
-                    </a:ln>
-                  </pic:spPr>
-                </pic:pic>
-              </a:graphicData>
-            </a:graphic>
-          </wp:anchor>
-        </w:drawing>
-      </w:r>
-      <w:r>
         <w:rPr>
           <w:rFonts w:hint="eastAsia" w:ascii="华文楷体" w:hAnsi="华文楷体" w:eastAsia="华文楷体" w:cs="华文楷体"/>
           <w:b/>
@@ -2467,7 +2916,7 @@
         <mc:AlternateContent>
           <mc:Choice Requires="wps">
             <w:drawing>
-              <wp:anchor distT="0" distB="0" distL="114300" distR="114300" simplePos="0" relativeHeight="251662336" behindDoc="0" locked="0" layoutInCell="1" allowOverlap="1">
+              <wp:anchor distT="0" distB="0" distL="114300" distR="114300" simplePos="0" relativeHeight="251661312" behindDoc="0" locked="0" layoutInCell="1" allowOverlap="1">
                 <wp:simplePos x="0" y="0"/>
                 <wp:positionH relativeFrom="column">
                   <wp:posOffset>1905</wp:posOffset>
@@ -2516,7 +2965,7 @@
           </mc:Choice>
           <mc:Fallback>
             <w:pict>
-              <v:line id="_x0000_s1026" o:spid="_x0000_s1026" o:spt="20" style="position:absolute;left:0pt;margin-left:0.15pt;margin-top:34.8pt;height:0.5pt;width:521pt;z-index:251662336;mso-width-relative:page;mso-height-relative:page;" filled="f" stroked="t" coordsize="21600,21600" o:gfxdata="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">
+              <v:line id="_x0000_s1026" o:spid="_x0000_s1026" o:spt="20" style="position:absolute;left:0pt;margin-left:0.15pt;margin-top:34.8pt;height:0.5pt;width:521pt;z-index:251661312;mso-width-relative:page;mso-height-relative:page;" filled="f" stroked="t" coordsize="21600,21600" o:gfxdata="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">
                 <v:fill on="f" focussize="0,0"/>
                 <v:stroke weight="1pt" color="#4874CB [3204]" miterlimit="8" joinstyle="miter"/>
                 <v:imagedata o:title=""/>
@@ -2525,23 +2974,6 @@
             </w:pict>
           </mc:Fallback>
         </mc:AlternateContent>
-      </w:r>
-      <w:r>
-        <w:rPr>
-          <w:rFonts w:hint="eastAsia" w:ascii="华文楷体" w:hAnsi="华文楷体" w:eastAsia="华文楷体" w:cs="华文楷体"/>
-          <w:b/>
-          <w:bCs/>
-          <w:color w:val="4874CB" w:themeColor="accent1"/>
-          <w:sz w:val="32"/>
-          <w:szCs w:val="32"/>
-          <w:lang w:val="en-US" w:eastAsia="zh-CN"/>
-          <w14:textFill>
-            <w14:solidFill>
-              <w14:schemeClr w14:val="accent1"/>
-            </w14:solidFill>
-          </w14:textFill>
-        </w:rPr>
-        <w:tab/>
       </w:r>
       <w:r>
         <w:rPr>
@@ -2602,21 +3034,6 @@
           <w:rFonts w:hint="eastAsia" w:ascii="楷体" w:hAnsi="楷体" w:eastAsia="楷体" w:cs="楷体"/>
           <w:b/>
           <w:bCs/>
-          <w:i/>
-          <w:iCs/>
-          <w:spacing w:val="-6"/>
-          <w:kern w:val="2"/>
-          <w:sz w:val="21"/>
-          <w:szCs w:val="21"/>
-          <w:lang w:val="en-US" w:eastAsia="zh-CN" w:bidi="ar-SA"/>
-        </w:rPr>
-        <w:t>2023-2024学年</w:t>
-      </w:r>
-      <w:r>
-        <w:rPr>
-          <w:rFonts w:hint="eastAsia" w:ascii="楷体" w:hAnsi="楷体" w:eastAsia="楷体" w:cs="楷体"/>
-          <w:b/>
-          <w:bCs/>
           <w:i w:val="0"/>
           <w:iCs w:val="0"/>
           <w:spacing w:val="-6"/>
@@ -2625,7 +3042,7 @@
           <w:szCs w:val="21"/>
           <w:lang w:val="en-US" w:eastAsia="zh-CN" w:bidi="ar-SA"/>
         </w:rPr>
-        <w:t>：</w:t>
+        <w:t>2023-2024学年：</w:t>
       </w:r>
       <w:r>
         <w:rPr>
@@ -2681,21 +3098,6 @@
           <w:rFonts w:hint="eastAsia" w:ascii="楷体" w:hAnsi="楷体" w:eastAsia="楷体" w:cs="楷体"/>
           <w:b/>
           <w:bCs/>
-          <w:i/>
-          <w:iCs/>
-          <w:spacing w:val="-6"/>
-          <w:kern w:val="2"/>
-          <w:sz w:val="21"/>
-          <w:szCs w:val="21"/>
-          <w:lang w:val="en-US" w:eastAsia="zh-CN" w:bidi="ar-SA"/>
-        </w:rPr>
-        <w:t>2024-2025学年</w:t>
-      </w:r>
-      <w:r>
-        <w:rPr>
-          <w:rFonts w:hint="eastAsia" w:ascii="楷体" w:hAnsi="楷体" w:eastAsia="楷体" w:cs="楷体"/>
-          <w:b/>
-          <w:bCs/>
           <w:i w:val="0"/>
           <w:iCs w:val="0"/>
           <w:spacing w:val="-6"/>
@@ -2704,7 +3106,7 @@
           <w:szCs w:val="21"/>
           <w:lang w:val="en-US" w:eastAsia="zh-CN" w:bidi="ar-SA"/>
         </w:rPr>
-        <w:t>：</w:t>
+        <w:t>2024-2025学年：</w:t>
       </w:r>
       <w:r>
         <w:rPr>
@@ -2780,7 +3182,47 @@
           <w:szCs w:val="21"/>
           <w:lang w:val="en-US" w:eastAsia="zh-CN"/>
         </w:rPr>
-        <w:t>在大学期间长期担任通信工程2301班班长，并带领班集体获得</w:t>
+        <w:t>大学期间长期担任通信工程2301班班长，带领班集体</w:t>
+      </w:r>
+      <w:r>
+        <w:rPr>
+          <w:rFonts w:hint="eastAsia" w:ascii="楷体" w:hAnsi="楷体" w:eastAsia="楷体" w:cs="楷体"/>
+          <w:b/>
+          <w:bCs/>
+          <w:color w:val="auto"/>
+          <w:spacing w:val="-3"/>
+          <w:kern w:val="4"/>
+          <w:sz w:val="21"/>
+          <w:szCs w:val="21"/>
+          <w:lang w:val="en-US" w:eastAsia="zh-CN"/>
+        </w:rPr>
+        <w:t>连续两年度</w:t>
+      </w:r>
+      <w:r>
+        <w:rPr>
+          <w:rFonts w:hint="eastAsia" w:ascii="楷体" w:hAnsi="楷体" w:eastAsia="楷体" w:cs="楷体"/>
+          <w:b w:val="0"/>
+          <w:bCs w:val="0"/>
+          <w:color w:val="auto"/>
+          <w:spacing w:val="-3"/>
+          <w:kern w:val="4"/>
+          <w:sz w:val="21"/>
+          <w:szCs w:val="21"/>
+          <w:lang w:val="en-US" w:eastAsia="zh-CN"/>
+        </w:rPr>
+        <w:t>(23-24、24-25)</w:t>
+      </w:r>
+      <w:r>
+        <w:rPr>
+          <w:rFonts w:hint="eastAsia" w:ascii="楷体" w:hAnsi="楷体" w:eastAsia="楷体" w:cs="楷体"/>
+          <w:color w:val="auto"/>
+          <w:spacing w:val="-3"/>
+          <w:kern w:val="4"/>
+          <w:sz w:val="21"/>
+          <w:szCs w:val="21"/>
+          <w:lang w:val="en-US" w:eastAsia="zh-CN"/>
+        </w:rPr>
+        <w:t>获得</w:t>
       </w:r>
       <w:r>
         <w:rPr>
@@ -2806,10 +3248,8 @@
           <w:szCs w:val="21"/>
           <w:lang w:val="en-US" w:eastAsia="zh-CN"/>
         </w:rPr>
-        <w:t>等荣誉称号</w:t>
-      </w:r>
-      <w:bookmarkStart w:id="0" w:name="_GoBack"/>
-      <w:bookmarkEnd w:id="0"/>
+        <w:t>等荣誉称号。</w:t>
+      </w:r>
     </w:p>
     <w:sectPr>
       <w:pgSz w:w="11906" w:h="16838"/>
@@ -2874,18 +3314,6 @@
 <file path=word/numbering.xml><?xml version="1.0" encoding="utf-8"?>
 <w:numbering xmlns:wpc="http://schemas.microsoft.com/office/word/2010/wordprocessingCanvas" xmlns:mc="http://schemas.openxmlformats.org/markup-compatibility/2006" xmlns:o="urn:schemas-microsoft-com:office:office" xmlns:r="http://schemas.openxmlformats.org/officeDocument/2006/relationships" xmlns:m="http://schemas.openxmlformats.org/officeDocument/2006/math" xmlns:v="urn:schemas-microsoft-com:vml" xmlns:wp14="http://schemas.microsoft.com/office/word/2010/wordprocessingDrawing" xmlns:wp="http://schemas.openxmlformats.org/drawingml/2006/wordprocessingDrawing" xmlns:w10="urn:schemas-microsoft-com:office:word" xmlns:w="http://schemas.openxmlformats.org/wordprocessingml/2006/main" xmlns:w14="http://schemas.microsoft.com/office/word/2010/wordml" xmlns:wpg="http://schemas.microsoft.com/office/word/2010/wordprocessingGroup" xmlns:wpi="http://schemas.microsoft.com/office/word/2010/wordprocessingInk" xmlns:wne="http://schemas.microsoft.com/office/word/2006/wordml" xmlns:wps="http://schemas.microsoft.com/office/word/2010/wordprocessingShape" xmlns:wpsCustomData="http://www.wps.cn/officeDocument/2013/wpsCustomData" mc:Ignorable="w14 wp14">
   <w:abstractNum w:abstractNumId="0">
-    <w:nsid w:val="82C205A8"/>
-    <w:multiLevelType w:val="singleLevel"/>
-    <w:tmpl w:val="82C205A8"/>
-    <w:lvl w:ilvl="0" w:tentative="0">
-      <w:start w:val="1"/>
-      <w:numFmt w:val="decimal"/>
-      <w:suff w:val="space"/>
-      <w:lvlText w:val="%1）"/>
-      <w:lvlJc w:val="left"/>
-    </w:lvl>
-  </w:abstractNum>
-  <w:abstractNum w:abstractNumId="1">
     <w:nsid w:val="9256DEE0"/>
     <w:multiLevelType w:val="singleLevel"/>
     <w:tmpl w:val="9256DEE0"/>
@@ -2895,9 +3323,14 @@
       <w:suff w:val="space"/>
       <w:lvlText w:val="%1）"/>
       <w:lvlJc w:val="left"/>
+      <w:rPr>
+        <w:rFonts w:hint="default"/>
+        <w:b/>
+        <w:bCs/>
+      </w:rPr>
     </w:lvl>
   </w:abstractNum>
-  <w:abstractNum w:abstractNumId="2">
+  <w:abstractNum w:abstractNumId="1">
     <w:nsid w:val="9DDE5DBF"/>
     <w:multiLevelType w:val="singleLevel"/>
     <w:tmpl w:val="9DDE5DBF"/>
@@ -2917,7 +3350,7 @@
       </w:rPr>
     </w:lvl>
   </w:abstractNum>
-  <w:abstractNum w:abstractNumId="3">
+  <w:abstractNum w:abstractNumId="2">
     <w:nsid w:val="F17ED2BA"/>
     <w:multiLevelType w:val="multilevel"/>
     <w:tmpl w:val="F17ED2BA"/>
@@ -3090,7 +3523,7 @@
       </w:rPr>
     </w:lvl>
   </w:abstractNum>
-  <w:abstractNum w:abstractNumId="4">
+  <w:abstractNum w:abstractNumId="3">
     <w:nsid w:val="F39186D7"/>
     <w:multiLevelType w:val="singleLevel"/>
     <w:tmpl w:val="F39186D7"/>
@@ -3108,7 +3541,7 @@
       </w:rPr>
     </w:lvl>
   </w:abstractNum>
-  <w:abstractNum w:abstractNumId="5">
+  <w:abstractNum w:abstractNumId="4">
     <w:nsid w:val="015C189A"/>
     <w:multiLevelType w:val="singleLevel"/>
     <w:tmpl w:val="015C189A"/>
@@ -3126,7 +3559,7 @@
       </w:rPr>
     </w:lvl>
   </w:abstractNum>
-  <w:abstractNum w:abstractNumId="6">
+  <w:abstractNum w:abstractNumId="5">
     <w:nsid w:val="37268BA4"/>
     <w:multiLevelType w:val="singleLevel"/>
     <w:tmpl w:val="37268BA4"/>
@@ -3146,7 +3579,7 @@
       </w:rPr>
     </w:lvl>
   </w:abstractNum>
-  <w:abstractNum w:abstractNumId="7">
+  <w:abstractNum w:abstractNumId="6">
     <w:nsid w:val="37FCAF81"/>
     <w:multiLevelType w:val="multilevel"/>
     <w:tmpl w:val="37FCAF81"/>
@@ -3280,6 +3713,18 @@
       <w:rPr>
         <w:rFonts w:hint="default" w:ascii="Wingdings" w:hAnsi="Wingdings"/>
       </w:rPr>
+    </w:lvl>
+  </w:abstractNum>
+  <w:abstractNum w:abstractNumId="7">
+    <w:nsid w:val="4028AC6C"/>
+    <w:multiLevelType w:val="singleLevel"/>
+    <w:tmpl w:val="4028AC6C"/>
+    <w:lvl w:ilvl="0" w:tentative="0">
+      <w:start w:val="1"/>
+      <w:numFmt w:val="decimal"/>
+      <w:suff w:val="space"/>
+      <w:lvlText w:val="%1）"/>
+      <w:lvlJc w:val="left"/>
     </w:lvl>
   </w:abstractNum>
   <w:abstractNum w:abstractNumId="8">
@@ -3295,6 +3740,11 @@
       <w:pPr>
         <w:ind w:left="0"/>
       </w:pPr>
+      <w:rPr>
+        <w:rFonts w:hint="default"/>
+        <w:b/>
+        <w:bCs/>
+      </w:rPr>
     </w:lvl>
   </w:abstractNum>
   <w:abstractNum w:abstractNumId="9">
@@ -3316,31 +3766,31 @@
     </w:lvl>
   </w:abstractNum>
   <w:num w:numId="1">
-    <w:abstractNumId w:val="3"/>
+    <w:abstractNumId w:val="2"/>
   </w:num>
   <w:num w:numId="2">
     <w:abstractNumId w:val="9"/>
   </w:num>
   <w:num w:numId="3">
-    <w:abstractNumId w:val="5"/>
+    <w:abstractNumId w:val="4"/>
   </w:num>
   <w:num w:numId="4">
     <w:abstractNumId w:val="0"/>
   </w:num>
   <w:num w:numId="5">
+    <w:abstractNumId w:val="6"/>
+  </w:num>
+  <w:num w:numId="6">
+    <w:abstractNumId w:val="3"/>
+  </w:num>
+  <w:num w:numId="7">
     <w:abstractNumId w:val="7"/>
   </w:num>
-  <w:num w:numId="6">
-    <w:abstractNumId w:val="4"/>
-  </w:num>
-  <w:num w:numId="7">
-    <w:abstractNumId w:val="1"/>
-  </w:num>
   <w:num w:numId="8">
-    <w:abstractNumId w:val="6"/>
+    <w:abstractNumId w:val="5"/>
   </w:num>
   <w:num w:numId="9">
-    <w:abstractNumId w:val="2"/>
+    <w:abstractNumId w:val="1"/>
   </w:num>
   <w:num w:numId="10">
     <w:abstractNumId w:val="8"/>

--- a/file/CV.docx
+++ b/file/CV.docx
@@ -1618,6 +1618,7 @@
         <w:pageBreakBefore w:val="0"/>
         <w:widowControl w:val="0"/>
         <w:numPr>
+          <w:ilvl w:val="0"/>
           <w:numId w:val="0"/>
         </w:numPr>
         <w:tabs>
@@ -1939,7 +1940,22 @@
           <w:szCs w:val="21"/>
           <w:lang w:val="en-US" w:eastAsia="zh-CN" w:bidi="ar-SA"/>
         </w:rPr>
-        <w:t>O奖(特等奖)（前0.2%）</w:t>
+        <w:t>O奖(特等奖)（前0.16</w:t>
+      </w:r>
+      <w:bookmarkStart w:id="0" w:name="_GoBack"/>
+      <w:bookmarkEnd w:id="0"/>
+      <w:r>
+        <w:rPr>
+          <w:rFonts w:hint="eastAsia" w:ascii="华文中宋" w:hAnsi="华文中宋" w:eastAsia="华文中宋" w:cs="华文中宋"/>
+          <w:b/>
+          <w:bCs/>
+          <w:spacing w:val="0"/>
+          <w:kern w:val="2"/>
+          <w:sz w:val="21"/>
+          <w:szCs w:val="21"/>
+          <w:lang w:val="en-US" w:eastAsia="zh-CN" w:bidi="ar-SA"/>
+        </w:rPr>
+        <w:t>%）</w:t>
       </w:r>
       <w:r>
         <w:rPr>
@@ -2859,8 +2875,6 @@
           <w:lang w:val="en-US" w:eastAsia="zh-CN" w:bidi="ar-SA"/>
         </w:rPr>
       </w:pPr>
-      <w:bookmarkStart w:id="0" w:name="_GoBack"/>
-      <w:bookmarkEnd w:id="0"/>
     </w:p>
     <w:p>
       <w:pPr>
